--- a/ЕСПД_ДОКУМЕНТАЦИЯ/7. Текст программы.docx
+++ b/ЕСПД_ДОКУМЕНТАЦИЯ/7. Текст программы.docx
@@ -528,6 +528,5231 @@
           <w:szCs w:val="28"/>
         </w:rPr>
         <w:br w:type="page"/>
+      </w:r>
+    </w:p>
+    <w:p>
+      <w:pPr>
+        <w:pStyle w:val="a7"/>
+      </w:pPr>
+    </w:p>
+    <w:p>
+      <w:pPr>
+        <w:pStyle w:val="af3"/>
+        <w:rPr>
+          <w:lang w:val="ru-RU"/>
+        </w:rPr>
+      </w:pPr>
+      <w:r>
+        <w:t>CREATE</w:t>
+      </w:r>
+      <w:r>
+        <w:rPr>
+          <w:lang w:val="ru-RU"/>
+        </w:rPr>
+        <w:t xml:space="preserve"> </w:t>
+      </w:r>
+      <w:r>
+        <w:t>TABLE</w:t>
+      </w:r>
+      <w:r>
+        <w:rPr>
+          <w:lang w:val="ru-RU"/>
+        </w:rPr>
+        <w:t xml:space="preserve"> Ресурс (</w:t>
+      </w:r>
+    </w:p>
+    <w:p>
+      <w:pPr>
+        <w:pStyle w:val="af3"/>
+      </w:pPr>
+      <w:r>
+        <w:rPr>
+          <w:lang w:val="ru-RU"/>
+        </w:rPr>
+        <w:t xml:space="preserve">    </w:t>
+      </w:r>
+      <w:proofErr w:type="spellStart"/>
+      <w:r>
+        <w:t>id_Ресурс</w:t>
+      </w:r>
+      <w:proofErr w:type="spellEnd"/>
+      <w:r>
+        <w:t xml:space="preserve"> INT </w:t>
+      </w:r>
+      <w:proofErr w:type="gramStart"/>
+      <w:r>
+        <w:t>IDENTITY(</w:t>
+      </w:r>
+      <w:proofErr w:type="gramEnd"/>
+      <w:r>
+        <w:t>1,1) PRIMARY KEY</w:t>
+      </w:r>
+    </w:p>
+    <w:p>
+      <w:pPr>
+        <w:pStyle w:val="af3"/>
+      </w:pPr>
+      <w:r>
+        <w:t>);</w:t>
+      </w:r>
+    </w:p>
+    <w:p>
+      <w:pPr>
+        <w:pStyle w:val="af3"/>
+      </w:pPr>
+    </w:p>
+    <w:p>
+      <w:pPr>
+        <w:pStyle w:val="af3"/>
+      </w:pPr>
+      <w:r>
+        <w:t xml:space="preserve">CREATE TABLE </w:t>
+      </w:r>
+      <w:proofErr w:type="spellStart"/>
+      <w:r>
+        <w:t>Жанр</w:t>
+      </w:r>
+      <w:proofErr w:type="spellEnd"/>
+      <w:r>
+        <w:t xml:space="preserve"> (</w:t>
+      </w:r>
+    </w:p>
+    <w:p>
+      <w:pPr>
+        <w:pStyle w:val="af3"/>
+      </w:pPr>
+      <w:r>
+        <w:t xml:space="preserve">    </w:t>
+      </w:r>
+      <w:proofErr w:type="spellStart"/>
+      <w:r>
+        <w:t>id_Жанр</w:t>
+      </w:r>
+      <w:proofErr w:type="spellEnd"/>
+      <w:r>
+        <w:t xml:space="preserve"> INT </w:t>
+      </w:r>
+      <w:proofErr w:type="gramStart"/>
+      <w:r>
+        <w:t>IDENTITY(</w:t>
+      </w:r>
+      <w:proofErr w:type="gramEnd"/>
+      <w:r>
+        <w:t>1,1) PRIMARY KEY,</w:t>
+      </w:r>
+    </w:p>
+    <w:p>
+      <w:pPr>
+        <w:pStyle w:val="af3"/>
+      </w:pPr>
+      <w:r>
+        <w:t xml:space="preserve">    </w:t>
+      </w:r>
+      <w:proofErr w:type="spellStart"/>
+      <w:r>
+        <w:t>название</w:t>
+      </w:r>
+      <w:proofErr w:type="spellEnd"/>
+      <w:r>
+        <w:t xml:space="preserve"> </w:t>
+      </w:r>
+      <w:proofErr w:type="gramStart"/>
+      <w:r>
+        <w:t>NVARCHAR(</w:t>
+      </w:r>
+      <w:proofErr w:type="gramEnd"/>
+      <w:r>
+        <w:t>255) NOT NULL,</w:t>
+      </w:r>
+    </w:p>
+    <w:p>
+      <w:pPr>
+        <w:pStyle w:val="af3"/>
+      </w:pPr>
+      <w:r>
+        <w:t xml:space="preserve">    </w:t>
+      </w:r>
+      <w:proofErr w:type="spellStart"/>
+      <w:r>
+        <w:t>id_Родительский_жанр</w:t>
+      </w:r>
+      <w:proofErr w:type="spellEnd"/>
+      <w:r>
+        <w:t xml:space="preserve"> INT NULL,</w:t>
+      </w:r>
+    </w:p>
+    <w:p>
+      <w:pPr>
+        <w:pStyle w:val="af3"/>
+      </w:pPr>
+    </w:p>
+    <w:p>
+      <w:pPr>
+        <w:pStyle w:val="af3"/>
+      </w:pPr>
+      <w:r>
+        <w:t xml:space="preserve">    FOREIGN KEY (</w:t>
+      </w:r>
+      <w:proofErr w:type="spellStart"/>
+      <w:r>
+        <w:t>id_Родительский_жанр</w:t>
+      </w:r>
+      <w:proofErr w:type="spellEnd"/>
+      <w:r>
+        <w:t>)</w:t>
+      </w:r>
+    </w:p>
+    <w:p>
+      <w:pPr>
+        <w:pStyle w:val="af3"/>
+      </w:pPr>
+      <w:r>
+        <w:t xml:space="preserve">        REFERENCES </w:t>
+      </w:r>
+      <w:proofErr w:type="spellStart"/>
+      <w:r>
+        <w:t>Жанр</w:t>
+      </w:r>
+      <w:proofErr w:type="spellEnd"/>
+      <w:r>
+        <w:t>(</w:t>
+      </w:r>
+      <w:proofErr w:type="spellStart"/>
+      <w:r>
+        <w:t>id_Жанр</w:t>
+      </w:r>
+      <w:proofErr w:type="spellEnd"/>
+      <w:r>
+        <w:t>)</w:t>
+      </w:r>
+    </w:p>
+    <w:p>
+      <w:pPr>
+        <w:pStyle w:val="af3"/>
+      </w:pPr>
+      <w:r>
+        <w:t>);</w:t>
+      </w:r>
+    </w:p>
+    <w:p>
+      <w:pPr>
+        <w:pStyle w:val="af3"/>
+      </w:pPr>
+    </w:p>
+    <w:p>
+      <w:pPr>
+        <w:pStyle w:val="af3"/>
+      </w:pPr>
+      <w:r>
+        <w:t xml:space="preserve">CREATE TABLE </w:t>
+      </w:r>
+      <w:proofErr w:type="spellStart"/>
+      <w:r>
+        <w:t>Издательство</w:t>
+      </w:r>
+      <w:proofErr w:type="spellEnd"/>
+      <w:r>
+        <w:t xml:space="preserve"> (</w:t>
+      </w:r>
+    </w:p>
+    <w:p>
+      <w:pPr>
+        <w:pStyle w:val="af3"/>
+      </w:pPr>
+      <w:r>
+        <w:t xml:space="preserve">    </w:t>
+      </w:r>
+      <w:proofErr w:type="spellStart"/>
+      <w:r>
+        <w:t>id_Издательство</w:t>
+      </w:r>
+      <w:proofErr w:type="spellEnd"/>
+      <w:r>
+        <w:t xml:space="preserve"> INT </w:t>
+      </w:r>
+      <w:proofErr w:type="gramStart"/>
+      <w:r>
+        <w:t>IDENTITY(</w:t>
+      </w:r>
+      <w:proofErr w:type="gramEnd"/>
+      <w:r>
+        <w:t>1,1) PRIMARY KEY,</w:t>
+      </w:r>
+    </w:p>
+    <w:p>
+      <w:pPr>
+        <w:pStyle w:val="af3"/>
+      </w:pPr>
+      <w:r>
+        <w:t xml:space="preserve">    </w:t>
+      </w:r>
+      <w:proofErr w:type="spellStart"/>
+      <w:r>
+        <w:t>название</w:t>
+      </w:r>
+      <w:proofErr w:type="spellEnd"/>
+      <w:r>
+        <w:t xml:space="preserve"> </w:t>
+      </w:r>
+      <w:proofErr w:type="gramStart"/>
+      <w:r>
+        <w:t>NVARCHAR(</w:t>
+      </w:r>
+      <w:proofErr w:type="gramEnd"/>
+      <w:r>
+        <w:t>255) NOT NULL,</w:t>
+      </w:r>
+    </w:p>
+    <w:p>
+      <w:pPr>
+        <w:pStyle w:val="af3"/>
+      </w:pPr>
+      <w:r>
+        <w:t xml:space="preserve">    </w:t>
+      </w:r>
+      <w:proofErr w:type="spellStart"/>
+      <w:r>
+        <w:t>город</w:t>
+      </w:r>
+      <w:proofErr w:type="spellEnd"/>
+      <w:r>
+        <w:t xml:space="preserve"> </w:t>
+      </w:r>
+      <w:proofErr w:type="gramStart"/>
+      <w:r>
+        <w:t>NVARCHAR(</w:t>
+      </w:r>
+      <w:proofErr w:type="gramEnd"/>
+      <w:r>
+        <w:t>100) NULL,</w:t>
+      </w:r>
+    </w:p>
+    <w:p>
+      <w:pPr>
+        <w:pStyle w:val="af3"/>
+      </w:pPr>
+      <w:r>
+        <w:t xml:space="preserve">    </w:t>
+      </w:r>
+      <w:proofErr w:type="spellStart"/>
+      <w:r>
+        <w:t>страна</w:t>
+      </w:r>
+      <w:proofErr w:type="spellEnd"/>
+      <w:r>
+        <w:t xml:space="preserve"> </w:t>
+      </w:r>
+      <w:proofErr w:type="gramStart"/>
+      <w:r>
+        <w:t>NVARCHAR(</w:t>
+      </w:r>
+      <w:proofErr w:type="gramEnd"/>
+      <w:r>
+        <w:t>100) NULL</w:t>
+      </w:r>
+    </w:p>
+    <w:p>
+      <w:pPr>
+        <w:pStyle w:val="af3"/>
+      </w:pPr>
+      <w:r>
+        <w:t>);</w:t>
+      </w:r>
+    </w:p>
+    <w:p>
+      <w:pPr>
+        <w:pStyle w:val="af3"/>
+      </w:pPr>
+    </w:p>
+    <w:p>
+      <w:pPr>
+        <w:pStyle w:val="af3"/>
+      </w:pPr>
+      <w:r>
+        <w:t xml:space="preserve">CREATE TABLE </w:t>
+      </w:r>
+      <w:proofErr w:type="spellStart"/>
+      <w:r>
+        <w:t>Журнал</w:t>
+      </w:r>
+      <w:proofErr w:type="spellEnd"/>
+      <w:r>
+        <w:t xml:space="preserve"> (</w:t>
+      </w:r>
+    </w:p>
+    <w:p>
+      <w:pPr>
+        <w:pStyle w:val="af3"/>
+      </w:pPr>
+      <w:r>
+        <w:t xml:space="preserve">    </w:t>
+      </w:r>
+      <w:proofErr w:type="spellStart"/>
+      <w:r>
+        <w:t>id_Журнал</w:t>
+      </w:r>
+      <w:proofErr w:type="spellEnd"/>
+      <w:r>
+        <w:t xml:space="preserve"> INT </w:t>
+      </w:r>
+      <w:proofErr w:type="gramStart"/>
+      <w:r>
+        <w:t>IDENTITY(</w:t>
+      </w:r>
+      <w:proofErr w:type="gramEnd"/>
+      <w:r>
+        <w:t>1,1) PRIMARY KEY,</w:t>
+      </w:r>
+    </w:p>
+    <w:p>
+      <w:pPr>
+        <w:pStyle w:val="af3"/>
+      </w:pPr>
+      <w:r>
+        <w:t xml:space="preserve">    </w:t>
+      </w:r>
+      <w:proofErr w:type="spellStart"/>
+      <w:r>
+        <w:t>название</w:t>
+      </w:r>
+      <w:proofErr w:type="spellEnd"/>
+      <w:r>
+        <w:t xml:space="preserve"> </w:t>
+      </w:r>
+      <w:proofErr w:type="gramStart"/>
+      <w:r>
+        <w:t>NVARCHAR(</w:t>
+      </w:r>
+      <w:proofErr w:type="gramEnd"/>
+      <w:r>
+        <w:t>255) NOT NULL</w:t>
+      </w:r>
+    </w:p>
+    <w:p>
+      <w:pPr>
+        <w:pStyle w:val="af3"/>
+      </w:pPr>
+      <w:r>
+        <w:t>);</w:t>
+      </w:r>
+    </w:p>
+    <w:p>
+      <w:pPr>
+        <w:pStyle w:val="af3"/>
+      </w:pPr>
+    </w:p>
+    <w:p>
+      <w:pPr>
+        <w:pStyle w:val="af3"/>
+      </w:pPr>
+      <w:r>
+        <w:t>CREATE TABLE Тип_Хранения (</w:t>
+      </w:r>
+    </w:p>
+    <w:p>
+      <w:pPr>
+        <w:pStyle w:val="af3"/>
+      </w:pPr>
+      <w:r>
+        <w:t xml:space="preserve">    </w:t>
+      </w:r>
+      <w:proofErr w:type="spellStart"/>
+      <w:r>
+        <w:t>id_Тип_Хранения</w:t>
+      </w:r>
+      <w:proofErr w:type="spellEnd"/>
+      <w:r>
+        <w:t xml:space="preserve"> INT </w:t>
+      </w:r>
+      <w:proofErr w:type="gramStart"/>
+      <w:r>
+        <w:t>IDENTITY(</w:t>
+      </w:r>
+      <w:proofErr w:type="gramEnd"/>
+      <w:r>
+        <w:t>1,1) PRIMARY KEY,</w:t>
+      </w:r>
+    </w:p>
+    <w:p>
+      <w:pPr>
+        <w:pStyle w:val="af3"/>
+      </w:pPr>
+      <w:r>
+        <w:t xml:space="preserve">    </w:t>
+      </w:r>
+      <w:proofErr w:type="spellStart"/>
+      <w:r>
+        <w:t>название</w:t>
+      </w:r>
+      <w:proofErr w:type="spellEnd"/>
+      <w:r>
+        <w:t xml:space="preserve"> </w:t>
+      </w:r>
+      <w:proofErr w:type="gramStart"/>
+      <w:r>
+        <w:t>NVARCHAR(</w:t>
+      </w:r>
+      <w:proofErr w:type="gramEnd"/>
+      <w:r>
+        <w:t>100) NOT NULL</w:t>
+      </w:r>
+    </w:p>
+    <w:p>
+      <w:pPr>
+        <w:pStyle w:val="af3"/>
+      </w:pPr>
+      <w:r>
+        <w:t>);</w:t>
+      </w:r>
+    </w:p>
+    <w:p>
+      <w:pPr>
+        <w:pStyle w:val="af3"/>
+      </w:pPr>
+    </w:p>
+    <w:p>
+      <w:pPr>
+        <w:pStyle w:val="af3"/>
+      </w:pPr>
+      <w:r>
+        <w:t>CREATE TABLE Формат_Хранения (</w:t>
+      </w:r>
+    </w:p>
+    <w:p>
+      <w:pPr>
+        <w:pStyle w:val="af3"/>
+      </w:pPr>
+      <w:r>
+        <w:t xml:space="preserve">    </w:t>
+      </w:r>
+      <w:proofErr w:type="spellStart"/>
+      <w:r>
+        <w:t>id_Формат</w:t>
+      </w:r>
+      <w:proofErr w:type="spellEnd"/>
+      <w:r>
+        <w:t xml:space="preserve"> INT </w:t>
+      </w:r>
+      <w:proofErr w:type="gramStart"/>
+      <w:r>
+        <w:t>IDENTITY(</w:t>
+      </w:r>
+      <w:proofErr w:type="gramEnd"/>
+      <w:r>
+        <w:t>1,1) PRIMARY KEY,</w:t>
+      </w:r>
+    </w:p>
+    <w:p>
+      <w:pPr>
+        <w:pStyle w:val="af3"/>
+      </w:pPr>
+      <w:r>
+        <w:t xml:space="preserve">    </w:t>
+      </w:r>
+      <w:proofErr w:type="spellStart"/>
+      <w:r>
+        <w:t>название</w:t>
+      </w:r>
+      <w:proofErr w:type="spellEnd"/>
+      <w:r>
+        <w:t xml:space="preserve"> </w:t>
+      </w:r>
+      <w:proofErr w:type="gramStart"/>
+      <w:r>
+        <w:t>NVARCHAR(</w:t>
+      </w:r>
+      <w:proofErr w:type="gramEnd"/>
+      <w:r>
+        <w:t>100) NOT NULL,</w:t>
+      </w:r>
+    </w:p>
+    <w:p>
+      <w:pPr>
+        <w:pStyle w:val="af3"/>
+      </w:pPr>
+      <w:r>
+        <w:t xml:space="preserve">    </w:t>
+      </w:r>
+      <w:proofErr w:type="spellStart"/>
+      <w:r>
+        <w:t>описание</w:t>
+      </w:r>
+      <w:proofErr w:type="spellEnd"/>
+      <w:r>
+        <w:t xml:space="preserve"> NVARCHAR(MAX) NULL</w:t>
+      </w:r>
+    </w:p>
+    <w:p>
+      <w:pPr>
+        <w:pStyle w:val="af3"/>
+      </w:pPr>
+      <w:r>
+        <w:t>);</w:t>
+      </w:r>
+    </w:p>
+    <w:p>
+      <w:pPr>
+        <w:pStyle w:val="af3"/>
+      </w:pPr>
+    </w:p>
+    <w:p>
+      <w:pPr>
+        <w:pStyle w:val="af3"/>
+      </w:pPr>
+      <w:r>
+        <w:t xml:space="preserve">CREATE TABLE </w:t>
+      </w:r>
+      <w:proofErr w:type="spellStart"/>
+      <w:r>
+        <w:t>Филиал</w:t>
+      </w:r>
+      <w:proofErr w:type="spellEnd"/>
+      <w:r>
+        <w:t xml:space="preserve"> (</w:t>
+      </w:r>
+    </w:p>
+    <w:p>
+      <w:pPr>
+        <w:pStyle w:val="af3"/>
+      </w:pPr>
+      <w:r>
+        <w:t xml:space="preserve">    </w:t>
+      </w:r>
+      <w:proofErr w:type="spellStart"/>
+      <w:r>
+        <w:t>id_Филиал</w:t>
+      </w:r>
+      <w:proofErr w:type="spellEnd"/>
+      <w:r>
+        <w:t xml:space="preserve"> INT </w:t>
+      </w:r>
+      <w:proofErr w:type="gramStart"/>
+      <w:r>
+        <w:t>IDENTITY(</w:t>
+      </w:r>
+      <w:proofErr w:type="gramEnd"/>
+      <w:r>
+        <w:t>1,1) PRIMARY KEY,</w:t>
+      </w:r>
+    </w:p>
+    <w:p>
+      <w:pPr>
+        <w:pStyle w:val="af3"/>
+      </w:pPr>
+      <w:r>
+        <w:t xml:space="preserve">    </w:t>
+      </w:r>
+      <w:proofErr w:type="spellStart"/>
+      <w:r>
+        <w:t>название</w:t>
+      </w:r>
+      <w:proofErr w:type="spellEnd"/>
+      <w:r>
+        <w:t xml:space="preserve"> </w:t>
+      </w:r>
+      <w:proofErr w:type="gramStart"/>
+      <w:r>
+        <w:t>NVARCHAR(</w:t>
+      </w:r>
+      <w:proofErr w:type="gramEnd"/>
+      <w:r>
+        <w:t>255) NOT NULL,</w:t>
+      </w:r>
+    </w:p>
+    <w:p>
+      <w:pPr>
+        <w:pStyle w:val="af3"/>
+      </w:pPr>
+      <w:r>
+        <w:t xml:space="preserve">    </w:t>
+      </w:r>
+      <w:proofErr w:type="spellStart"/>
+      <w:r>
+        <w:t>город</w:t>
+      </w:r>
+      <w:proofErr w:type="spellEnd"/>
+      <w:r>
+        <w:t xml:space="preserve"> </w:t>
+      </w:r>
+      <w:proofErr w:type="gramStart"/>
+      <w:r>
+        <w:t>NVARCHAR(</w:t>
+      </w:r>
+      <w:proofErr w:type="gramEnd"/>
+      <w:r>
+        <w:t>100) NOT NULL,</w:t>
+      </w:r>
+    </w:p>
+    <w:p>
+      <w:pPr>
+        <w:pStyle w:val="af3"/>
+      </w:pPr>
+      <w:r>
+        <w:t xml:space="preserve">    </w:t>
+      </w:r>
+      <w:proofErr w:type="spellStart"/>
+      <w:r>
+        <w:t>улица</w:t>
+      </w:r>
+      <w:proofErr w:type="spellEnd"/>
+      <w:r>
+        <w:t xml:space="preserve"> </w:t>
+      </w:r>
+      <w:proofErr w:type="gramStart"/>
+      <w:r>
+        <w:t>NVARCHAR(</w:t>
+      </w:r>
+      <w:proofErr w:type="gramEnd"/>
+      <w:r>
+        <w:t>100) NOT NULL,</w:t>
+      </w:r>
+    </w:p>
+    <w:p>
+      <w:pPr>
+        <w:pStyle w:val="af3"/>
+      </w:pPr>
+      <w:r>
+        <w:t xml:space="preserve">    </w:t>
+      </w:r>
+      <w:proofErr w:type="spellStart"/>
+      <w:r>
+        <w:t>дом</w:t>
+      </w:r>
+      <w:proofErr w:type="spellEnd"/>
+      <w:r>
+        <w:t xml:space="preserve"> </w:t>
+      </w:r>
+      <w:proofErr w:type="gramStart"/>
+      <w:r>
+        <w:t>NVARCHAR(</w:t>
+      </w:r>
+      <w:proofErr w:type="gramEnd"/>
+      <w:r>
+        <w:t>20) NOT NULL,</w:t>
+      </w:r>
+    </w:p>
+    <w:p>
+      <w:pPr>
+        <w:pStyle w:val="af3"/>
+      </w:pPr>
+      <w:r>
+        <w:t xml:space="preserve">    </w:t>
+      </w:r>
+      <w:proofErr w:type="spellStart"/>
+      <w:r>
+        <w:t>индекс</w:t>
+      </w:r>
+      <w:proofErr w:type="spellEnd"/>
+      <w:r>
+        <w:t xml:space="preserve"> </w:t>
+      </w:r>
+      <w:proofErr w:type="gramStart"/>
+      <w:r>
+        <w:t>VARCHAR(</w:t>
+      </w:r>
+      <w:proofErr w:type="gramEnd"/>
+      <w:r>
+        <w:t>6) NULL</w:t>
+      </w:r>
+    </w:p>
+    <w:p>
+      <w:pPr>
+        <w:pStyle w:val="af3"/>
+      </w:pPr>
+      <w:r>
+        <w:t>);</w:t>
+      </w:r>
+    </w:p>
+    <w:p>
+      <w:pPr>
+        <w:pStyle w:val="af3"/>
+      </w:pPr>
+    </w:p>
+    <w:p>
+      <w:pPr>
+        <w:pStyle w:val="af3"/>
+      </w:pPr>
+      <w:r>
+        <w:t xml:space="preserve">CREATE TABLE </w:t>
+      </w:r>
+      <w:proofErr w:type="spellStart"/>
+      <w:r>
+        <w:t>Книга</w:t>
+      </w:r>
+      <w:proofErr w:type="spellEnd"/>
+      <w:r>
+        <w:t xml:space="preserve"> (</w:t>
+      </w:r>
+    </w:p>
+    <w:p>
+      <w:pPr>
+        <w:pStyle w:val="af3"/>
+      </w:pPr>
+      <w:r>
+        <w:t xml:space="preserve">    </w:t>
+      </w:r>
+      <w:proofErr w:type="spellStart"/>
+      <w:r>
+        <w:t>id_Ресурс</w:t>
+      </w:r>
+      <w:proofErr w:type="spellEnd"/>
+      <w:r>
+        <w:t xml:space="preserve"> INT PRIMARY KEY,</w:t>
+      </w:r>
+    </w:p>
+    <w:p>
+      <w:pPr>
+        <w:pStyle w:val="af3"/>
+        <w:rPr>
+          <w:lang w:val="ru-RU"/>
+        </w:rPr>
+      </w:pPr>
+      <w:r>
+        <w:t xml:space="preserve">    </w:t>
+      </w:r>
+      <w:r>
+        <w:rPr>
+          <w:lang w:val="ru-RU"/>
+        </w:rPr>
+        <w:t xml:space="preserve">название </w:t>
+      </w:r>
+      <w:proofErr w:type="gramStart"/>
+      <w:r>
+        <w:t>NVARCHAR</w:t>
+      </w:r>
+      <w:r>
+        <w:rPr>
+          <w:lang w:val="ru-RU"/>
+        </w:rPr>
+        <w:t>(</w:t>
+      </w:r>
+      <w:proofErr w:type="gramEnd"/>
+      <w:r>
+        <w:rPr>
+          <w:lang w:val="ru-RU"/>
+        </w:rPr>
+        <w:t xml:space="preserve">255) </w:t>
+      </w:r>
+      <w:r>
+        <w:t>NOT</w:t>
+      </w:r>
+      <w:r>
+        <w:rPr>
+          <w:lang w:val="ru-RU"/>
+        </w:rPr>
+        <w:t xml:space="preserve"> </w:t>
+      </w:r>
+      <w:r>
+        <w:t>NULL</w:t>
+      </w:r>
+      <w:r>
+        <w:rPr>
+          <w:lang w:val="ru-RU"/>
+        </w:rPr>
+        <w:t>,</w:t>
+      </w:r>
+    </w:p>
+    <w:p>
+      <w:pPr>
+        <w:pStyle w:val="af3"/>
+        <w:rPr>
+          <w:lang w:val="ru-RU"/>
+        </w:rPr>
+      </w:pPr>
+      <w:r>
+        <w:rPr>
+          <w:lang w:val="ru-RU"/>
+        </w:rPr>
+        <w:t xml:space="preserve">    </w:t>
+      </w:r>
+      <w:proofErr w:type="spellStart"/>
+      <w:r>
+        <w:rPr>
+          <w:lang w:val="ru-RU"/>
+        </w:rPr>
+        <w:t>год_издания</w:t>
+      </w:r>
+      <w:proofErr w:type="spellEnd"/>
+      <w:r>
+        <w:rPr>
+          <w:lang w:val="ru-RU"/>
+        </w:rPr>
+        <w:t xml:space="preserve"> </w:t>
+      </w:r>
+      <w:r>
+        <w:t>INT</w:t>
+      </w:r>
+      <w:r>
+        <w:rPr>
+          <w:lang w:val="ru-RU"/>
+        </w:rPr>
+        <w:t xml:space="preserve"> </w:t>
+      </w:r>
+      <w:r>
+        <w:t>NULL</w:t>
+      </w:r>
+      <w:r>
+        <w:rPr>
+          <w:lang w:val="ru-RU"/>
+        </w:rPr>
+        <w:t>,</w:t>
+      </w:r>
+    </w:p>
+    <w:p>
+      <w:pPr>
+        <w:pStyle w:val="af3"/>
+        <w:rPr>
+          <w:lang w:val="ru-RU"/>
+        </w:rPr>
+      </w:pPr>
+      <w:r>
+        <w:rPr>
+          <w:lang w:val="ru-RU"/>
+        </w:rPr>
+        <w:t xml:space="preserve">    </w:t>
+      </w:r>
+      <w:proofErr w:type="spellStart"/>
+      <w:r>
+        <w:rPr>
+          <w:lang w:val="ru-RU"/>
+        </w:rPr>
+        <w:t>количество_страниц</w:t>
+      </w:r>
+      <w:proofErr w:type="spellEnd"/>
+      <w:r>
+        <w:rPr>
+          <w:lang w:val="ru-RU"/>
+        </w:rPr>
+        <w:t xml:space="preserve"> </w:t>
+      </w:r>
+      <w:r>
+        <w:t>INT</w:t>
+      </w:r>
+      <w:r>
+        <w:rPr>
+          <w:lang w:val="ru-RU"/>
+        </w:rPr>
+        <w:t xml:space="preserve"> </w:t>
+      </w:r>
+      <w:r>
+        <w:t>NULL</w:t>
+      </w:r>
+      <w:r>
+        <w:rPr>
+          <w:lang w:val="ru-RU"/>
+        </w:rPr>
+        <w:t>,</w:t>
+      </w:r>
+    </w:p>
+    <w:p>
+      <w:pPr>
+        <w:pStyle w:val="af3"/>
+      </w:pPr>
+      <w:r>
+        <w:rPr>
+          <w:lang w:val="ru-RU"/>
+        </w:rPr>
+        <w:t xml:space="preserve">    </w:t>
+      </w:r>
+      <w:proofErr w:type="spellStart"/>
+      <w:r>
+        <w:t>аннотация</w:t>
+      </w:r>
+      <w:proofErr w:type="spellEnd"/>
+      <w:r>
+        <w:t xml:space="preserve"> NVARCHAR(MAX) NULL,</w:t>
+      </w:r>
+    </w:p>
+    <w:p>
+      <w:pPr>
+        <w:pStyle w:val="af3"/>
+      </w:pPr>
+      <w:r>
+        <w:t xml:space="preserve">    ISBN </w:t>
+      </w:r>
+      <w:proofErr w:type="gramStart"/>
+      <w:r>
+        <w:t>NVARCHAR(</w:t>
+      </w:r>
+      <w:proofErr w:type="gramEnd"/>
+      <w:r>
+        <w:t>20) UNIQUE NULL,</w:t>
+      </w:r>
+    </w:p>
+    <w:p>
+      <w:pPr>
+        <w:pStyle w:val="af3"/>
+      </w:pPr>
+      <w:r>
+        <w:t xml:space="preserve">    </w:t>
+      </w:r>
+      <w:proofErr w:type="spellStart"/>
+      <w:r>
+        <w:t>id_Жанр</w:t>
+      </w:r>
+      <w:proofErr w:type="spellEnd"/>
+      <w:r>
+        <w:t xml:space="preserve"> INT NOT NULL,</w:t>
+      </w:r>
+    </w:p>
+    <w:p>
+      <w:pPr>
+        <w:pStyle w:val="af3"/>
+      </w:pPr>
+      <w:r>
+        <w:t xml:space="preserve">    </w:t>
+      </w:r>
+      <w:proofErr w:type="spellStart"/>
+      <w:r>
+        <w:t>id_Издательство</w:t>
+      </w:r>
+      <w:proofErr w:type="spellEnd"/>
+      <w:r>
+        <w:t xml:space="preserve"> INT NOT NULL,</w:t>
+      </w:r>
+    </w:p>
+    <w:p>
+      <w:pPr>
+        <w:pStyle w:val="af3"/>
+      </w:pPr>
+    </w:p>
+    <w:p>
+      <w:pPr>
+        <w:pStyle w:val="af3"/>
+      </w:pPr>
+      <w:r>
+        <w:t xml:space="preserve">    FOREIGN KEY (</w:t>
+      </w:r>
+      <w:proofErr w:type="spellStart"/>
+      <w:r>
+        <w:t>id_Ресурс</w:t>
+      </w:r>
+      <w:proofErr w:type="spellEnd"/>
+      <w:r>
+        <w:t>)</w:t>
+      </w:r>
+    </w:p>
+    <w:p>
+      <w:pPr>
+        <w:pStyle w:val="af3"/>
+      </w:pPr>
+      <w:r>
+        <w:t xml:space="preserve">        REFERENCES </w:t>
+      </w:r>
+      <w:proofErr w:type="spellStart"/>
+      <w:r>
+        <w:t>Ресурс</w:t>
+      </w:r>
+      <w:proofErr w:type="spellEnd"/>
+      <w:r>
+        <w:t>(</w:t>
+      </w:r>
+      <w:proofErr w:type="spellStart"/>
+      <w:r>
+        <w:t>id_Ресурс</w:t>
+      </w:r>
+      <w:proofErr w:type="spellEnd"/>
+      <w:r>
+        <w:t>),</w:t>
+      </w:r>
+    </w:p>
+    <w:p>
+      <w:pPr>
+        <w:pStyle w:val="af3"/>
+      </w:pPr>
+    </w:p>
+    <w:p>
+      <w:pPr>
+        <w:pStyle w:val="af3"/>
+      </w:pPr>
+      <w:r>
+        <w:t xml:space="preserve">    FOREIGN KEY (</w:t>
+      </w:r>
+      <w:proofErr w:type="spellStart"/>
+      <w:r>
+        <w:t>id_Жанр</w:t>
+      </w:r>
+      <w:proofErr w:type="spellEnd"/>
+      <w:r>
+        <w:t>)</w:t>
+      </w:r>
+    </w:p>
+    <w:p>
+      <w:pPr>
+        <w:pStyle w:val="af3"/>
+      </w:pPr>
+      <w:r>
+        <w:t xml:space="preserve">        REFERENCES </w:t>
+      </w:r>
+      <w:proofErr w:type="spellStart"/>
+      <w:r>
+        <w:t>Жанр</w:t>
+      </w:r>
+      <w:proofErr w:type="spellEnd"/>
+      <w:r>
+        <w:t>(</w:t>
+      </w:r>
+      <w:proofErr w:type="spellStart"/>
+      <w:r>
+        <w:t>id_Жанр</w:t>
+      </w:r>
+      <w:proofErr w:type="spellEnd"/>
+      <w:r>
+        <w:t>),</w:t>
+      </w:r>
+    </w:p>
+    <w:p>
+      <w:pPr>
+        <w:pStyle w:val="af3"/>
+      </w:pPr>
+    </w:p>
+    <w:p>
+      <w:pPr>
+        <w:pStyle w:val="af3"/>
+      </w:pPr>
+      <w:r>
+        <w:t xml:space="preserve">    FOREIGN KEY (</w:t>
+      </w:r>
+      <w:proofErr w:type="spellStart"/>
+      <w:r>
+        <w:t>id_Издательство</w:t>
+      </w:r>
+      <w:proofErr w:type="spellEnd"/>
+      <w:r>
+        <w:t>)</w:t>
+      </w:r>
+    </w:p>
+    <w:p>
+      <w:pPr>
+        <w:pStyle w:val="af3"/>
+        <w:rPr>
+          <w:lang w:val="ru-RU"/>
+        </w:rPr>
+      </w:pPr>
+      <w:r>
+        <w:t xml:space="preserve">        REFERENCES</w:t>
+      </w:r>
+      <w:r>
+        <w:rPr>
+          <w:lang w:val="ru-RU"/>
+        </w:rPr>
+        <w:t xml:space="preserve"> Издательство(</w:t>
+      </w:r>
+      <w:r>
+        <w:t>id</w:t>
+      </w:r>
+      <w:r>
+        <w:rPr>
+          <w:lang w:val="ru-RU"/>
+        </w:rPr>
+        <w:t>_Издательство)</w:t>
+      </w:r>
+    </w:p>
+    <w:p>
+      <w:pPr>
+        <w:pStyle w:val="af3"/>
+        <w:rPr>
+          <w:lang w:val="ru-RU"/>
+        </w:rPr>
+      </w:pPr>
+      <w:r>
+        <w:rPr>
+          <w:lang w:val="ru-RU"/>
+        </w:rPr>
+        <w:t>);</w:t>
+      </w:r>
+    </w:p>
+    <w:p>
+      <w:pPr>
+        <w:pStyle w:val="af3"/>
+        <w:rPr>
+          <w:lang w:val="ru-RU"/>
+        </w:rPr>
+      </w:pPr>
+    </w:p>
+    <w:p>
+      <w:pPr>
+        <w:pStyle w:val="af3"/>
+        <w:rPr>
+          <w:lang w:val="ru-RU"/>
+        </w:rPr>
+      </w:pPr>
+      <w:r>
+        <w:t>CREATE</w:t>
+      </w:r>
+      <w:r>
+        <w:rPr>
+          <w:lang w:val="ru-RU"/>
+        </w:rPr>
+        <w:t xml:space="preserve"> </w:t>
+      </w:r>
+      <w:r>
+        <w:t>TABLE</w:t>
+      </w:r>
+      <w:r>
+        <w:rPr>
+          <w:lang w:val="ru-RU"/>
+        </w:rPr>
+        <w:t xml:space="preserve"> Автор (</w:t>
+      </w:r>
+    </w:p>
+    <w:p>
+      <w:pPr>
+        <w:pStyle w:val="af3"/>
+      </w:pPr>
+      <w:r>
+        <w:rPr>
+          <w:lang w:val="ru-RU"/>
+        </w:rPr>
+        <w:t xml:space="preserve">    </w:t>
+      </w:r>
+      <w:proofErr w:type="spellStart"/>
+      <w:r>
+        <w:t>id_Автор</w:t>
+      </w:r>
+      <w:proofErr w:type="spellEnd"/>
+      <w:r>
+        <w:t xml:space="preserve"> INT </w:t>
+      </w:r>
+      <w:proofErr w:type="gramStart"/>
+      <w:r>
+        <w:t>IDENTITY(</w:t>
+      </w:r>
+      <w:proofErr w:type="gramEnd"/>
+      <w:r>
+        <w:t>1,1) PRIMARY KEY,</w:t>
+      </w:r>
+    </w:p>
+    <w:p>
+      <w:pPr>
+        <w:pStyle w:val="af3"/>
+      </w:pPr>
+      <w:r>
+        <w:t xml:space="preserve">    </w:t>
+      </w:r>
+      <w:proofErr w:type="spellStart"/>
+      <w:r>
+        <w:t>фамилия</w:t>
+      </w:r>
+      <w:proofErr w:type="spellEnd"/>
+      <w:r>
+        <w:t xml:space="preserve"> </w:t>
+      </w:r>
+      <w:proofErr w:type="gramStart"/>
+      <w:r>
+        <w:t>NVARCHAR(</w:t>
+      </w:r>
+      <w:proofErr w:type="gramEnd"/>
+      <w:r>
+        <w:t>100) NOT NULL,</w:t>
+      </w:r>
+    </w:p>
+    <w:p>
+      <w:pPr>
+        <w:pStyle w:val="af3"/>
+      </w:pPr>
+      <w:r>
+        <w:t xml:space="preserve">    </w:t>
+      </w:r>
+      <w:proofErr w:type="spellStart"/>
+      <w:r>
+        <w:t>имя</w:t>
+      </w:r>
+      <w:proofErr w:type="spellEnd"/>
+      <w:r>
+        <w:t xml:space="preserve"> </w:t>
+      </w:r>
+      <w:proofErr w:type="gramStart"/>
+      <w:r>
+        <w:t>NVARCHAR(</w:t>
+      </w:r>
+      <w:proofErr w:type="gramEnd"/>
+      <w:r>
+        <w:t>100) NOT NULL,</w:t>
+      </w:r>
+    </w:p>
+    <w:p>
+      <w:pPr>
+        <w:pStyle w:val="af3"/>
+      </w:pPr>
+      <w:r>
+        <w:t xml:space="preserve">    </w:t>
+      </w:r>
+      <w:proofErr w:type="spellStart"/>
+      <w:r>
+        <w:t>отчество</w:t>
+      </w:r>
+      <w:proofErr w:type="spellEnd"/>
+      <w:r>
+        <w:t xml:space="preserve"> </w:t>
+      </w:r>
+      <w:proofErr w:type="gramStart"/>
+      <w:r>
+        <w:t>NVARCHAR(</w:t>
+      </w:r>
+      <w:proofErr w:type="gramEnd"/>
+      <w:r>
+        <w:t>100) NULL,</w:t>
+      </w:r>
+    </w:p>
+    <w:p>
+      <w:pPr>
+        <w:pStyle w:val="af3"/>
+      </w:pPr>
+      <w:r>
+        <w:t xml:space="preserve">    </w:t>
+      </w:r>
+      <w:proofErr w:type="spellStart"/>
+      <w:r>
+        <w:t>год_рождения</w:t>
+      </w:r>
+      <w:proofErr w:type="spellEnd"/>
+      <w:r>
+        <w:t xml:space="preserve"> INT NULL,</w:t>
+      </w:r>
+    </w:p>
+    <w:p>
+      <w:pPr>
+        <w:pStyle w:val="af3"/>
+      </w:pPr>
+      <w:r>
+        <w:t xml:space="preserve">    </w:t>
+      </w:r>
+      <w:proofErr w:type="spellStart"/>
+      <w:r>
+        <w:t>год_смерти</w:t>
+      </w:r>
+      <w:proofErr w:type="spellEnd"/>
+      <w:r>
+        <w:t xml:space="preserve"> INT NULL</w:t>
+      </w:r>
+    </w:p>
+    <w:p>
+      <w:pPr>
+        <w:pStyle w:val="af3"/>
+      </w:pPr>
+      <w:r>
+        <w:t>);</w:t>
+      </w:r>
+    </w:p>
+    <w:p>
+      <w:pPr>
+        <w:pStyle w:val="af3"/>
+      </w:pPr>
+    </w:p>
+    <w:p>
+      <w:pPr>
+        <w:pStyle w:val="af3"/>
+      </w:pPr>
+      <w:r>
+        <w:t xml:space="preserve">CREATE TABLE </w:t>
+      </w:r>
+      <w:proofErr w:type="spellStart"/>
+      <w:r>
+        <w:t>Автор_Книга</w:t>
+      </w:r>
+      <w:proofErr w:type="spellEnd"/>
+      <w:r>
+        <w:t xml:space="preserve"> (</w:t>
+      </w:r>
+    </w:p>
+    <w:p>
+      <w:pPr>
+        <w:pStyle w:val="af3"/>
+      </w:pPr>
+      <w:r>
+        <w:t xml:space="preserve">    </w:t>
+      </w:r>
+      <w:proofErr w:type="spellStart"/>
+      <w:r>
+        <w:t>id_Автор</w:t>
+      </w:r>
+      <w:proofErr w:type="spellEnd"/>
+      <w:r>
+        <w:t xml:space="preserve"> INT NOT NULL,</w:t>
+      </w:r>
+    </w:p>
+    <w:p>
+      <w:pPr>
+        <w:pStyle w:val="af3"/>
+      </w:pPr>
+      <w:r>
+        <w:t xml:space="preserve">    </w:t>
+      </w:r>
+      <w:proofErr w:type="spellStart"/>
+      <w:r>
+        <w:t>id_Ресурс</w:t>
+      </w:r>
+      <w:proofErr w:type="spellEnd"/>
+      <w:r>
+        <w:t xml:space="preserve"> INT NOT NULL,</w:t>
+      </w:r>
+    </w:p>
+    <w:p>
+      <w:pPr>
+        <w:pStyle w:val="af3"/>
+      </w:pPr>
+    </w:p>
+    <w:p>
+      <w:pPr>
+        <w:pStyle w:val="af3"/>
+      </w:pPr>
+      <w:r>
+        <w:t xml:space="preserve">    PRIMARY KEY (</w:t>
+      </w:r>
+      <w:proofErr w:type="spellStart"/>
+      <w:r>
+        <w:t>id_Автор</w:t>
+      </w:r>
+      <w:proofErr w:type="spellEnd"/>
+      <w:r>
+        <w:t xml:space="preserve">, </w:t>
+      </w:r>
+      <w:proofErr w:type="spellStart"/>
+      <w:r>
+        <w:t>id_Ресурс</w:t>
+      </w:r>
+      <w:proofErr w:type="spellEnd"/>
+      <w:r>
+        <w:t>),</w:t>
+      </w:r>
+    </w:p>
+    <w:p>
+      <w:pPr>
+        <w:pStyle w:val="af3"/>
+      </w:pPr>
+    </w:p>
+    <w:p>
+      <w:pPr>
+        <w:pStyle w:val="af3"/>
+      </w:pPr>
+      <w:r>
+        <w:t xml:space="preserve">    FOREIGN KEY (</w:t>
+      </w:r>
+      <w:proofErr w:type="spellStart"/>
+      <w:r>
+        <w:t>id_Автор</w:t>
+      </w:r>
+      <w:proofErr w:type="spellEnd"/>
+      <w:r>
+        <w:t>)</w:t>
+      </w:r>
+    </w:p>
+    <w:p>
+      <w:pPr>
+        <w:pStyle w:val="af3"/>
+      </w:pPr>
+      <w:r>
+        <w:t xml:space="preserve">        REFERENCES </w:t>
+      </w:r>
+      <w:proofErr w:type="spellStart"/>
+      <w:r>
+        <w:t>Автор</w:t>
+      </w:r>
+      <w:proofErr w:type="spellEnd"/>
+      <w:r>
+        <w:t>(</w:t>
+      </w:r>
+      <w:proofErr w:type="spellStart"/>
+      <w:r>
+        <w:t>id_Автор</w:t>
+      </w:r>
+      <w:proofErr w:type="spellEnd"/>
+      <w:r>
+        <w:t>),</w:t>
+      </w:r>
+    </w:p>
+    <w:p>
+      <w:pPr>
+        <w:pStyle w:val="af3"/>
+      </w:pPr>
+    </w:p>
+    <w:p>
+      <w:pPr>
+        <w:pStyle w:val="af3"/>
+      </w:pPr>
+      <w:r>
+        <w:t xml:space="preserve">    FOREIGN KEY (</w:t>
+      </w:r>
+      <w:proofErr w:type="spellStart"/>
+      <w:r>
+        <w:t>id_Ресурс</w:t>
+      </w:r>
+      <w:proofErr w:type="spellEnd"/>
+      <w:r>
+        <w:t>)</w:t>
+      </w:r>
+    </w:p>
+    <w:p>
+      <w:pPr>
+        <w:pStyle w:val="af3"/>
+      </w:pPr>
+      <w:r>
+        <w:t xml:space="preserve">        REFERENCES </w:t>
+      </w:r>
+      <w:proofErr w:type="spellStart"/>
+      <w:r>
+        <w:t>Книга</w:t>
+      </w:r>
+      <w:proofErr w:type="spellEnd"/>
+      <w:r>
+        <w:t>(</w:t>
+      </w:r>
+      <w:proofErr w:type="spellStart"/>
+      <w:r>
+        <w:t>id_Ресурс</w:t>
+      </w:r>
+      <w:proofErr w:type="spellEnd"/>
+      <w:r>
+        <w:t>)</w:t>
+      </w:r>
+    </w:p>
+    <w:p>
+      <w:pPr>
+        <w:pStyle w:val="af3"/>
+      </w:pPr>
+      <w:r>
+        <w:t>);</w:t>
+      </w:r>
+    </w:p>
+    <w:p>
+      <w:pPr>
+        <w:pStyle w:val="af3"/>
+      </w:pPr>
+    </w:p>
+    <w:p>
+      <w:pPr>
+        <w:pStyle w:val="af3"/>
+      </w:pPr>
+      <w:r>
+        <w:t xml:space="preserve">CREATE TABLE </w:t>
+      </w:r>
+      <w:proofErr w:type="spellStart"/>
+      <w:r>
+        <w:t>Выпуск</w:t>
+      </w:r>
+      <w:proofErr w:type="spellEnd"/>
+      <w:r>
+        <w:t xml:space="preserve"> (</w:t>
+      </w:r>
+    </w:p>
+    <w:p>
+      <w:pPr>
+        <w:pStyle w:val="af3"/>
+      </w:pPr>
+      <w:r>
+        <w:t xml:space="preserve">    </w:t>
+      </w:r>
+      <w:proofErr w:type="spellStart"/>
+      <w:r>
+        <w:t>id_Ресурс</w:t>
+      </w:r>
+      <w:proofErr w:type="spellEnd"/>
+      <w:r>
+        <w:t xml:space="preserve"> INT PRIMARY KEY,</w:t>
+      </w:r>
+    </w:p>
+    <w:p>
+      <w:pPr>
+        <w:pStyle w:val="af3"/>
+      </w:pPr>
+      <w:r>
+        <w:t xml:space="preserve">    </w:t>
+      </w:r>
+      <w:proofErr w:type="spellStart"/>
+      <w:r>
+        <w:t>номер</w:t>
+      </w:r>
+      <w:proofErr w:type="spellEnd"/>
+      <w:r>
+        <w:t xml:space="preserve"> INT NOT NULL,</w:t>
+      </w:r>
+    </w:p>
+    <w:p>
+      <w:pPr>
+        <w:pStyle w:val="af3"/>
+      </w:pPr>
+      <w:r>
+        <w:t xml:space="preserve">    </w:t>
+      </w:r>
+      <w:proofErr w:type="spellStart"/>
+      <w:r>
+        <w:t>год_выпуска</w:t>
+      </w:r>
+      <w:proofErr w:type="spellEnd"/>
+      <w:r>
+        <w:t xml:space="preserve"> INT NOT NULL,</w:t>
+      </w:r>
+    </w:p>
+    <w:p>
+      <w:pPr>
+        <w:pStyle w:val="af3"/>
+      </w:pPr>
+      <w:r>
+        <w:t xml:space="preserve">    </w:t>
+      </w:r>
+      <w:proofErr w:type="spellStart"/>
+      <w:r>
+        <w:t>id_Журнал</w:t>
+      </w:r>
+      <w:proofErr w:type="spellEnd"/>
+      <w:r>
+        <w:t xml:space="preserve"> INT NOT NULL,</w:t>
+      </w:r>
+    </w:p>
+    <w:p>
+      <w:pPr>
+        <w:pStyle w:val="af3"/>
+      </w:pPr>
+    </w:p>
+    <w:p>
+      <w:pPr>
+        <w:pStyle w:val="af3"/>
+      </w:pPr>
+      <w:r>
+        <w:t xml:space="preserve">    FOREIGN KEY (</w:t>
+      </w:r>
+      <w:proofErr w:type="spellStart"/>
+      <w:r>
+        <w:t>id_Ресурс</w:t>
+      </w:r>
+      <w:proofErr w:type="spellEnd"/>
+      <w:r>
+        <w:t>)</w:t>
+      </w:r>
+    </w:p>
+    <w:p>
+      <w:pPr>
+        <w:pStyle w:val="af3"/>
+      </w:pPr>
+      <w:r>
+        <w:t xml:space="preserve">        REFERENCES </w:t>
+      </w:r>
+      <w:proofErr w:type="spellStart"/>
+      <w:r>
+        <w:t>Ресурс</w:t>
+      </w:r>
+      <w:proofErr w:type="spellEnd"/>
+      <w:r>
+        <w:t>(</w:t>
+      </w:r>
+      <w:proofErr w:type="spellStart"/>
+      <w:r>
+        <w:t>id_Ресурс</w:t>
+      </w:r>
+      <w:proofErr w:type="spellEnd"/>
+      <w:r>
+        <w:t>),</w:t>
+      </w:r>
+    </w:p>
+    <w:p>
+      <w:pPr>
+        <w:pStyle w:val="af3"/>
+      </w:pPr>
+    </w:p>
+    <w:p>
+      <w:pPr>
+        <w:pStyle w:val="af3"/>
+      </w:pPr>
+      <w:r>
+        <w:t xml:space="preserve">    FOREIGN KEY (</w:t>
+      </w:r>
+      <w:proofErr w:type="spellStart"/>
+      <w:r>
+        <w:t>id_Журнал</w:t>
+      </w:r>
+      <w:proofErr w:type="spellEnd"/>
+      <w:r>
+        <w:t>)</w:t>
+      </w:r>
+    </w:p>
+    <w:p>
+      <w:pPr>
+        <w:pStyle w:val="af3"/>
+      </w:pPr>
+      <w:r>
+        <w:t xml:space="preserve">        REFERENCES </w:t>
+      </w:r>
+      <w:proofErr w:type="spellStart"/>
+      <w:r>
+        <w:t>Журнал</w:t>
+      </w:r>
+      <w:proofErr w:type="spellEnd"/>
+      <w:r>
+        <w:t>(</w:t>
+      </w:r>
+      <w:proofErr w:type="spellStart"/>
+      <w:r>
+        <w:t>id_Журнал</w:t>
+      </w:r>
+      <w:proofErr w:type="spellEnd"/>
+      <w:r>
+        <w:t>)</w:t>
+      </w:r>
+    </w:p>
+    <w:p>
+      <w:pPr>
+        <w:pStyle w:val="af3"/>
+      </w:pPr>
+      <w:r>
+        <w:t>);</w:t>
+      </w:r>
+    </w:p>
+    <w:p>
+      <w:pPr>
+        <w:pStyle w:val="af3"/>
+      </w:pPr>
+    </w:p>
+    <w:p>
+      <w:pPr>
+        <w:pStyle w:val="af3"/>
+      </w:pPr>
+      <w:r>
+        <w:t xml:space="preserve">CREATE TABLE </w:t>
+      </w:r>
+      <w:proofErr w:type="spellStart"/>
+      <w:r>
+        <w:t>Статья</w:t>
+      </w:r>
+      <w:proofErr w:type="spellEnd"/>
+      <w:r>
+        <w:t xml:space="preserve"> (</w:t>
+      </w:r>
+    </w:p>
+    <w:p>
+      <w:pPr>
+        <w:pStyle w:val="af3"/>
+      </w:pPr>
+      <w:r>
+        <w:t xml:space="preserve">    </w:t>
+      </w:r>
+      <w:proofErr w:type="spellStart"/>
+      <w:r>
+        <w:t>id_Статья</w:t>
+      </w:r>
+      <w:proofErr w:type="spellEnd"/>
+      <w:r>
+        <w:t xml:space="preserve"> INT </w:t>
+      </w:r>
+      <w:proofErr w:type="gramStart"/>
+      <w:r>
+        <w:t>IDENTITY(</w:t>
+      </w:r>
+      <w:proofErr w:type="gramEnd"/>
+      <w:r>
+        <w:t>1,1) PRIMARY KEY,</w:t>
+      </w:r>
+    </w:p>
+    <w:p>
+      <w:pPr>
+        <w:pStyle w:val="af3"/>
+      </w:pPr>
+      <w:r>
+        <w:t xml:space="preserve">    </w:t>
+      </w:r>
+      <w:proofErr w:type="spellStart"/>
+      <w:r>
+        <w:t>название</w:t>
+      </w:r>
+      <w:proofErr w:type="spellEnd"/>
+      <w:r>
+        <w:t xml:space="preserve"> </w:t>
+      </w:r>
+      <w:proofErr w:type="gramStart"/>
+      <w:r>
+        <w:t>NVARCHAR(</w:t>
+      </w:r>
+      <w:proofErr w:type="gramEnd"/>
+      <w:r>
+        <w:t>255) NOT NULL,</w:t>
+      </w:r>
+    </w:p>
+    <w:p>
+      <w:pPr>
+        <w:pStyle w:val="af3"/>
+      </w:pPr>
+      <w:r>
+        <w:t xml:space="preserve">    </w:t>
+      </w:r>
+      <w:proofErr w:type="spellStart"/>
+      <w:r>
+        <w:t>страница_с</w:t>
+      </w:r>
+      <w:proofErr w:type="spellEnd"/>
+      <w:r>
+        <w:t xml:space="preserve"> INT NOT NULL,</w:t>
+      </w:r>
+    </w:p>
+    <w:p>
+      <w:pPr>
+        <w:pStyle w:val="af3"/>
+      </w:pPr>
+      <w:r>
+        <w:t xml:space="preserve">    </w:t>
+      </w:r>
+      <w:proofErr w:type="spellStart"/>
+      <w:r>
+        <w:t>страница_по</w:t>
+      </w:r>
+      <w:proofErr w:type="spellEnd"/>
+      <w:r>
+        <w:t xml:space="preserve"> INT NOT NULL,</w:t>
+      </w:r>
+    </w:p>
+    <w:p>
+      <w:pPr>
+        <w:pStyle w:val="af3"/>
+      </w:pPr>
+      <w:r>
+        <w:t xml:space="preserve">    </w:t>
+      </w:r>
+      <w:proofErr w:type="spellStart"/>
+      <w:r>
+        <w:t>аннотация</w:t>
+      </w:r>
+      <w:proofErr w:type="spellEnd"/>
+      <w:r>
+        <w:t xml:space="preserve"> NVARCHAR(MAX) NULL,</w:t>
+      </w:r>
+    </w:p>
+    <w:p>
+      <w:pPr>
+        <w:pStyle w:val="af3"/>
+      </w:pPr>
+      <w:r>
+        <w:t xml:space="preserve">    </w:t>
+      </w:r>
+      <w:proofErr w:type="spellStart"/>
+      <w:r>
+        <w:t>id_Ресурс</w:t>
+      </w:r>
+      <w:proofErr w:type="spellEnd"/>
+      <w:r>
+        <w:t xml:space="preserve"> INT NOT NULL,</w:t>
+      </w:r>
+    </w:p>
+    <w:p>
+      <w:pPr>
+        <w:pStyle w:val="af3"/>
+      </w:pPr>
+    </w:p>
+    <w:p>
+      <w:pPr>
+        <w:pStyle w:val="af3"/>
+      </w:pPr>
+      <w:r>
+        <w:t xml:space="preserve">    FOREIGN KEY (</w:t>
+      </w:r>
+      <w:proofErr w:type="spellStart"/>
+      <w:r>
+        <w:t>id_Ресурс</w:t>
+      </w:r>
+      <w:proofErr w:type="spellEnd"/>
+      <w:r>
+        <w:t>)</w:t>
+      </w:r>
+    </w:p>
+    <w:p>
+      <w:pPr>
+        <w:pStyle w:val="af3"/>
+      </w:pPr>
+      <w:r>
+        <w:t xml:space="preserve">        REFERENCES </w:t>
+      </w:r>
+      <w:proofErr w:type="spellStart"/>
+      <w:r>
+        <w:t>Выпуск</w:t>
+      </w:r>
+      <w:proofErr w:type="spellEnd"/>
+      <w:r>
+        <w:t>(</w:t>
+      </w:r>
+      <w:proofErr w:type="spellStart"/>
+      <w:r>
+        <w:t>id_Ресурс</w:t>
+      </w:r>
+      <w:proofErr w:type="spellEnd"/>
+      <w:r>
+        <w:t>)</w:t>
+      </w:r>
+    </w:p>
+    <w:p>
+      <w:pPr>
+        <w:pStyle w:val="af3"/>
+      </w:pPr>
+      <w:r>
+        <w:t>);</w:t>
+      </w:r>
+    </w:p>
+    <w:p>
+      <w:pPr>
+        <w:pStyle w:val="af3"/>
+      </w:pPr>
+    </w:p>
+    <w:p>
+      <w:pPr>
+        <w:pStyle w:val="af3"/>
+      </w:pPr>
+      <w:r>
+        <w:t xml:space="preserve">CREATE TABLE </w:t>
+      </w:r>
+      <w:proofErr w:type="spellStart"/>
+      <w:r>
+        <w:t>Автор_Статья</w:t>
+      </w:r>
+      <w:proofErr w:type="spellEnd"/>
+      <w:r>
+        <w:t xml:space="preserve"> (</w:t>
+      </w:r>
+    </w:p>
+    <w:p>
+      <w:pPr>
+        <w:pStyle w:val="af3"/>
+      </w:pPr>
+      <w:r>
+        <w:t xml:space="preserve">    </w:t>
+      </w:r>
+      <w:proofErr w:type="spellStart"/>
+      <w:r>
+        <w:t>id_Автор</w:t>
+      </w:r>
+      <w:proofErr w:type="spellEnd"/>
+      <w:r>
+        <w:t xml:space="preserve"> INT NOT NULL,</w:t>
+      </w:r>
+    </w:p>
+    <w:p>
+      <w:pPr>
+        <w:pStyle w:val="af3"/>
+      </w:pPr>
+      <w:r>
+        <w:t xml:space="preserve">    </w:t>
+      </w:r>
+      <w:proofErr w:type="spellStart"/>
+      <w:r>
+        <w:t>id_Статья</w:t>
+      </w:r>
+      <w:proofErr w:type="spellEnd"/>
+      <w:r>
+        <w:t xml:space="preserve"> INT NOT NULL,</w:t>
+      </w:r>
+    </w:p>
+    <w:p>
+      <w:pPr>
+        <w:pStyle w:val="af3"/>
+      </w:pPr>
+    </w:p>
+    <w:p>
+      <w:pPr>
+        <w:pStyle w:val="af3"/>
+      </w:pPr>
+      <w:r>
+        <w:t xml:space="preserve">    PRIMARY KEY (</w:t>
+      </w:r>
+      <w:proofErr w:type="spellStart"/>
+      <w:r>
+        <w:t>id_Автор</w:t>
+      </w:r>
+      <w:proofErr w:type="spellEnd"/>
+      <w:r>
+        <w:t xml:space="preserve">, </w:t>
+      </w:r>
+      <w:proofErr w:type="spellStart"/>
+      <w:r>
+        <w:t>id_Статья</w:t>
+      </w:r>
+      <w:proofErr w:type="spellEnd"/>
+      <w:r>
+        <w:t>),</w:t>
+      </w:r>
+    </w:p>
+    <w:p>
+      <w:pPr>
+        <w:pStyle w:val="af3"/>
+      </w:pPr>
+    </w:p>
+    <w:p>
+      <w:pPr>
+        <w:pStyle w:val="af3"/>
+      </w:pPr>
+      <w:r>
+        <w:t xml:space="preserve">    FOREIGN KEY (</w:t>
+      </w:r>
+      <w:proofErr w:type="spellStart"/>
+      <w:r>
+        <w:t>id_Автор</w:t>
+      </w:r>
+      <w:proofErr w:type="spellEnd"/>
+      <w:r>
+        <w:t>)</w:t>
+      </w:r>
+    </w:p>
+    <w:p>
+      <w:pPr>
+        <w:pStyle w:val="af3"/>
+      </w:pPr>
+      <w:r>
+        <w:t xml:space="preserve">        REFERENCES </w:t>
+      </w:r>
+      <w:proofErr w:type="spellStart"/>
+      <w:r>
+        <w:t>Автор</w:t>
+      </w:r>
+      <w:proofErr w:type="spellEnd"/>
+      <w:r>
+        <w:t>(</w:t>
+      </w:r>
+      <w:proofErr w:type="spellStart"/>
+      <w:r>
+        <w:t>id_Автор</w:t>
+      </w:r>
+      <w:proofErr w:type="spellEnd"/>
+      <w:r>
+        <w:t>),</w:t>
+      </w:r>
+    </w:p>
+    <w:p>
+      <w:pPr>
+        <w:pStyle w:val="af3"/>
+      </w:pPr>
+    </w:p>
+    <w:p>
+      <w:pPr>
+        <w:pStyle w:val="af3"/>
+      </w:pPr>
+      <w:r>
+        <w:t xml:space="preserve">    FOREIGN KEY (</w:t>
+      </w:r>
+      <w:proofErr w:type="spellStart"/>
+      <w:r>
+        <w:t>id_Статья</w:t>
+      </w:r>
+      <w:proofErr w:type="spellEnd"/>
+      <w:r>
+        <w:t>)</w:t>
+      </w:r>
+    </w:p>
+    <w:p>
+      <w:pPr>
+        <w:pStyle w:val="af3"/>
+      </w:pPr>
+      <w:r>
+        <w:t xml:space="preserve">        REFERENCES </w:t>
+      </w:r>
+      <w:proofErr w:type="spellStart"/>
+      <w:r>
+        <w:t>Статья</w:t>
+      </w:r>
+      <w:proofErr w:type="spellEnd"/>
+      <w:r>
+        <w:t>(</w:t>
+      </w:r>
+      <w:proofErr w:type="spellStart"/>
+      <w:r>
+        <w:t>id_Статья</w:t>
+      </w:r>
+      <w:proofErr w:type="spellEnd"/>
+      <w:r>
+        <w:t>)</w:t>
+      </w:r>
+    </w:p>
+    <w:p>
+      <w:pPr>
+        <w:pStyle w:val="af3"/>
+      </w:pPr>
+      <w:r>
+        <w:t>);</w:t>
+      </w:r>
+    </w:p>
+    <w:p>
+      <w:pPr>
+        <w:pStyle w:val="af3"/>
+      </w:pPr>
+    </w:p>
+    <w:p>
+      <w:pPr>
+        <w:pStyle w:val="af3"/>
+      </w:pPr>
+      <w:r>
+        <w:t>CREATE TABLE Представление_Ресурса (</w:t>
+      </w:r>
+    </w:p>
+    <w:p>
+      <w:pPr>
+        <w:pStyle w:val="af3"/>
+      </w:pPr>
+      <w:r>
+        <w:t xml:space="preserve">    </w:t>
+      </w:r>
+      <w:proofErr w:type="spellStart"/>
+      <w:r>
+        <w:t>id_Представление</w:t>
+      </w:r>
+      <w:proofErr w:type="spellEnd"/>
+      <w:r>
+        <w:t xml:space="preserve"> INT </w:t>
+      </w:r>
+      <w:proofErr w:type="gramStart"/>
+      <w:r>
+        <w:t>IDENTITY(</w:t>
+      </w:r>
+      <w:proofErr w:type="gramEnd"/>
+      <w:r>
+        <w:t>1,1) PRIMARY KEY,</w:t>
+      </w:r>
+    </w:p>
+    <w:p>
+      <w:pPr>
+        <w:pStyle w:val="af3"/>
+      </w:pPr>
+      <w:r>
+        <w:t xml:space="preserve">    </w:t>
+      </w:r>
+      <w:proofErr w:type="spellStart"/>
+      <w:r>
+        <w:t>id_Ресурс</w:t>
+      </w:r>
+      <w:proofErr w:type="spellEnd"/>
+      <w:r>
+        <w:t xml:space="preserve"> INT NOT NULL,</w:t>
+      </w:r>
+    </w:p>
+    <w:p>
+      <w:pPr>
+        <w:pStyle w:val="af3"/>
+      </w:pPr>
+      <w:r>
+        <w:t xml:space="preserve">    </w:t>
+      </w:r>
+      <w:proofErr w:type="spellStart"/>
+      <w:r>
+        <w:t>id_Формат</w:t>
+      </w:r>
+      <w:proofErr w:type="spellEnd"/>
+      <w:r>
+        <w:t xml:space="preserve"> INT NOT NULL,</w:t>
+      </w:r>
+    </w:p>
+    <w:p>
+      <w:pPr>
+        <w:pStyle w:val="af3"/>
+      </w:pPr>
+      <w:r>
+        <w:t xml:space="preserve">    </w:t>
+      </w:r>
+      <w:proofErr w:type="spellStart"/>
+      <w:r>
+        <w:t>id_Тип_Хранения</w:t>
+      </w:r>
+      <w:proofErr w:type="spellEnd"/>
+      <w:r>
+        <w:t xml:space="preserve"> INT NOT NULL,</w:t>
+      </w:r>
+    </w:p>
+    <w:p>
+      <w:pPr>
+        <w:pStyle w:val="af3"/>
+      </w:pPr>
+    </w:p>
+    <w:p>
+      <w:pPr>
+        <w:pStyle w:val="af3"/>
+      </w:pPr>
+      <w:r>
+        <w:t xml:space="preserve">    FOREIGN KEY (</w:t>
+      </w:r>
+      <w:proofErr w:type="spellStart"/>
+      <w:r>
+        <w:t>id_Ресурс</w:t>
+      </w:r>
+      <w:proofErr w:type="spellEnd"/>
+      <w:r>
+        <w:t>)</w:t>
+      </w:r>
+    </w:p>
+    <w:p>
+      <w:pPr>
+        <w:pStyle w:val="af3"/>
+      </w:pPr>
+      <w:r>
+        <w:t xml:space="preserve">        REFERENCES </w:t>
+      </w:r>
+      <w:proofErr w:type="spellStart"/>
+      <w:r>
+        <w:t>Ресурс</w:t>
+      </w:r>
+      <w:proofErr w:type="spellEnd"/>
+      <w:r>
+        <w:t>(</w:t>
+      </w:r>
+      <w:proofErr w:type="spellStart"/>
+      <w:r>
+        <w:t>id_Ресурс</w:t>
+      </w:r>
+      <w:proofErr w:type="spellEnd"/>
+      <w:r>
+        <w:t>),</w:t>
+      </w:r>
+    </w:p>
+    <w:p>
+      <w:pPr>
+        <w:pStyle w:val="af3"/>
+      </w:pPr>
+    </w:p>
+    <w:p>
+      <w:pPr>
+        <w:pStyle w:val="af3"/>
+      </w:pPr>
+      <w:r>
+        <w:t xml:space="preserve">    FOREIGN KEY (</w:t>
+      </w:r>
+      <w:proofErr w:type="spellStart"/>
+      <w:r>
+        <w:t>id_Формат</w:t>
+      </w:r>
+      <w:proofErr w:type="spellEnd"/>
+      <w:r>
+        <w:t>)</w:t>
+      </w:r>
+    </w:p>
+    <w:p>
+      <w:pPr>
+        <w:pStyle w:val="af3"/>
+      </w:pPr>
+      <w:r>
+        <w:t xml:space="preserve">        REFERENCES Формат_Хранения(</w:t>
+      </w:r>
+      <w:proofErr w:type="spellStart"/>
+      <w:r>
+        <w:t>id_Формат</w:t>
+      </w:r>
+      <w:proofErr w:type="spellEnd"/>
+      <w:r>
+        <w:t>),</w:t>
+      </w:r>
+    </w:p>
+    <w:p>
+      <w:pPr>
+        <w:pStyle w:val="af3"/>
+      </w:pPr>
+    </w:p>
+    <w:p>
+      <w:pPr>
+        <w:pStyle w:val="af3"/>
+      </w:pPr>
+      <w:r>
+        <w:t xml:space="preserve">    FOREIGN KEY (</w:t>
+      </w:r>
+      <w:proofErr w:type="spellStart"/>
+      <w:r>
+        <w:t>id_Тип_Хранения</w:t>
+      </w:r>
+      <w:proofErr w:type="spellEnd"/>
+      <w:r>
+        <w:t>)</w:t>
+      </w:r>
+    </w:p>
+    <w:p>
+      <w:pPr>
+        <w:pStyle w:val="af3"/>
+        <w:rPr>
+          <w:lang w:val="ru-RU"/>
+        </w:rPr>
+      </w:pPr>
+      <w:r>
+        <w:t xml:space="preserve">        REFERENCES</w:t>
+      </w:r>
+      <w:r>
+        <w:rPr>
+          <w:lang w:val="ru-RU"/>
+        </w:rPr>
+        <w:t xml:space="preserve"> Тип_Хранения(</w:t>
+      </w:r>
+      <w:r>
+        <w:t>id</w:t>
+      </w:r>
+      <w:r>
+        <w:rPr>
+          <w:lang w:val="ru-RU"/>
+        </w:rPr>
+        <w:t>_Тип_Хранения)</w:t>
+      </w:r>
+    </w:p>
+    <w:p>
+      <w:pPr>
+        <w:pStyle w:val="af3"/>
+      </w:pPr>
+      <w:r>
+        <w:t>);</w:t>
+      </w:r>
+    </w:p>
+    <w:p>
+      <w:pPr>
+        <w:pStyle w:val="af3"/>
+      </w:pPr>
+    </w:p>
+    <w:p>
+      <w:pPr>
+        <w:pStyle w:val="af3"/>
+      </w:pPr>
+      <w:r>
+        <w:t>CREATE TABLE Физический_Экземпляр (</w:t>
+      </w:r>
+    </w:p>
+    <w:p>
+      <w:pPr>
+        <w:pStyle w:val="af3"/>
+      </w:pPr>
+      <w:r>
+        <w:t xml:space="preserve">    </w:t>
+      </w:r>
+      <w:proofErr w:type="spellStart"/>
+      <w:r>
+        <w:t>id_Экземпляр</w:t>
+      </w:r>
+      <w:proofErr w:type="spellEnd"/>
+      <w:r>
+        <w:t xml:space="preserve"> INT </w:t>
+      </w:r>
+      <w:proofErr w:type="gramStart"/>
+      <w:r>
+        <w:t>IDENTITY(</w:t>
+      </w:r>
+      <w:proofErr w:type="gramEnd"/>
+      <w:r>
+        <w:t>1,1) PRIMARY KEY,</w:t>
+      </w:r>
+    </w:p>
+    <w:p>
+      <w:pPr>
+        <w:pStyle w:val="af3"/>
+      </w:pPr>
+      <w:r>
+        <w:t xml:space="preserve">    </w:t>
+      </w:r>
+      <w:proofErr w:type="spellStart"/>
+      <w:r>
+        <w:t>инвентарный_номер</w:t>
+      </w:r>
+      <w:proofErr w:type="spellEnd"/>
+      <w:r>
+        <w:t xml:space="preserve"> </w:t>
+      </w:r>
+      <w:proofErr w:type="gramStart"/>
+      <w:r>
+        <w:t>NVARCHAR(</w:t>
+      </w:r>
+      <w:proofErr w:type="gramEnd"/>
+      <w:r>
+        <w:t>50) UNIQUE NOT NULL,</w:t>
+      </w:r>
+    </w:p>
+    <w:p>
+      <w:pPr>
+        <w:pStyle w:val="af3"/>
+      </w:pPr>
+      <w:r>
+        <w:t xml:space="preserve">    </w:t>
+      </w:r>
+      <w:proofErr w:type="spellStart"/>
+      <w:r>
+        <w:t>статус</w:t>
+      </w:r>
+      <w:proofErr w:type="spellEnd"/>
+      <w:r>
+        <w:t xml:space="preserve"> </w:t>
+      </w:r>
+      <w:proofErr w:type="gramStart"/>
+      <w:r>
+        <w:t>NVARCHAR(</w:t>
+      </w:r>
+      <w:proofErr w:type="gramEnd"/>
+      <w:r>
+        <w:t>50) NOT NULL,</w:t>
+      </w:r>
+    </w:p>
+    <w:p>
+      <w:pPr>
+        <w:pStyle w:val="af3"/>
+      </w:pPr>
+      <w:r>
+        <w:t xml:space="preserve">    </w:t>
+      </w:r>
+      <w:proofErr w:type="spellStart"/>
+      <w:r>
+        <w:t>id_Представление</w:t>
+      </w:r>
+      <w:proofErr w:type="spellEnd"/>
+      <w:r>
+        <w:t xml:space="preserve"> INT NOT NULL,</w:t>
+      </w:r>
+    </w:p>
+    <w:p>
+      <w:pPr>
+        <w:pStyle w:val="af3"/>
+      </w:pPr>
+      <w:r>
+        <w:t xml:space="preserve">    </w:t>
+      </w:r>
+      <w:proofErr w:type="spellStart"/>
+      <w:r>
+        <w:t>id_Отдел</w:t>
+      </w:r>
+      <w:proofErr w:type="spellEnd"/>
+      <w:r>
+        <w:t xml:space="preserve"> INT NOT NULL,</w:t>
+      </w:r>
+    </w:p>
+    <w:p>
+      <w:pPr>
+        <w:pStyle w:val="af3"/>
+      </w:pPr>
+    </w:p>
+    <w:p>
+      <w:pPr>
+        <w:pStyle w:val="af3"/>
+      </w:pPr>
+      <w:r>
+        <w:t xml:space="preserve">    CHECK (</w:t>
+      </w:r>
+      <w:proofErr w:type="spellStart"/>
+      <w:r>
+        <w:t>статус</w:t>
+      </w:r>
+      <w:proofErr w:type="spellEnd"/>
+      <w:r>
+        <w:t xml:space="preserve"> IN (</w:t>
+      </w:r>
+    </w:p>
+    <w:p>
+      <w:pPr>
+        <w:pStyle w:val="af3"/>
+      </w:pPr>
+      <w:r>
+        <w:t xml:space="preserve">        </w:t>
+      </w:r>
+      <w:proofErr w:type="spellStart"/>
+      <w:r>
+        <w:t>N'доступен</w:t>
+      </w:r>
+      <w:proofErr w:type="spellEnd"/>
+      <w:r>
+        <w:t>',</w:t>
+      </w:r>
+    </w:p>
+    <w:p>
+      <w:pPr>
+        <w:pStyle w:val="af3"/>
+      </w:pPr>
+      <w:r>
+        <w:t xml:space="preserve">        </w:t>
+      </w:r>
+      <w:proofErr w:type="spellStart"/>
+      <w:r>
+        <w:t>N'выдан</w:t>
+      </w:r>
+      <w:proofErr w:type="spellEnd"/>
+      <w:r>
+        <w:t>',</w:t>
+      </w:r>
+    </w:p>
+    <w:p>
+      <w:pPr>
+        <w:pStyle w:val="af3"/>
+      </w:pPr>
+      <w:r>
+        <w:t xml:space="preserve">        </w:t>
+      </w:r>
+      <w:proofErr w:type="spellStart"/>
+      <w:r>
+        <w:t>N'утерян</w:t>
+      </w:r>
+      <w:proofErr w:type="spellEnd"/>
+      <w:r>
+        <w:t>',</w:t>
+      </w:r>
+    </w:p>
+    <w:p>
+      <w:pPr>
+        <w:pStyle w:val="af3"/>
+      </w:pPr>
+      <w:r>
+        <w:t xml:space="preserve">        </w:t>
+      </w:r>
+      <w:proofErr w:type="spellStart"/>
+      <w:r>
+        <w:t>N'списан</w:t>
+      </w:r>
+      <w:proofErr w:type="spellEnd"/>
+      <w:r>
+        <w:t>'</w:t>
+      </w:r>
+    </w:p>
+    <w:p>
+      <w:pPr>
+        <w:pStyle w:val="af3"/>
+      </w:pPr>
+      <w:r>
+        <w:t xml:space="preserve">    )),</w:t>
+      </w:r>
+    </w:p>
+    <w:p>
+      <w:pPr>
+        <w:pStyle w:val="af3"/>
+      </w:pPr>
+    </w:p>
+    <w:p>
+      <w:pPr>
+        <w:pStyle w:val="af3"/>
+      </w:pPr>
+      <w:r>
+        <w:t xml:space="preserve">    FOREIGN KEY (</w:t>
+      </w:r>
+      <w:proofErr w:type="spellStart"/>
+      <w:r>
+        <w:t>id_Представление</w:t>
+      </w:r>
+      <w:proofErr w:type="spellEnd"/>
+      <w:r>
+        <w:t>)</w:t>
+      </w:r>
+    </w:p>
+    <w:p>
+      <w:pPr>
+        <w:pStyle w:val="af3"/>
+        <w:rPr>
+          <w:lang w:val="ru-RU"/>
+        </w:rPr>
+      </w:pPr>
+      <w:r>
+        <w:t xml:space="preserve">        REFERENCES</w:t>
+      </w:r>
+      <w:r>
+        <w:rPr>
+          <w:lang w:val="ru-RU"/>
+        </w:rPr>
+        <w:t xml:space="preserve"> Представление_Ресурса(</w:t>
+      </w:r>
+      <w:r>
+        <w:t>id</w:t>
+      </w:r>
+      <w:r>
+        <w:rPr>
+          <w:lang w:val="ru-RU"/>
+        </w:rPr>
+        <w:t>_Представление)</w:t>
+      </w:r>
+    </w:p>
+    <w:p>
+      <w:pPr>
+        <w:pStyle w:val="af3"/>
+        <w:rPr>
+          <w:lang w:val="ru-RU"/>
+        </w:rPr>
+      </w:pPr>
+      <w:r>
+        <w:rPr>
+          <w:lang w:val="ru-RU"/>
+        </w:rPr>
+        <w:t>);</w:t>
+      </w:r>
+    </w:p>
+    <w:p>
+      <w:pPr>
+        <w:pStyle w:val="af3"/>
+        <w:rPr>
+          <w:lang w:val="ru-RU"/>
+        </w:rPr>
+      </w:pPr>
+    </w:p>
+    <w:p>
+      <w:pPr>
+        <w:pStyle w:val="af3"/>
+        <w:rPr>
+          <w:lang w:val="ru-RU"/>
+        </w:rPr>
+      </w:pPr>
+      <w:r>
+        <w:t>CREATE</w:t>
+      </w:r>
+      <w:r>
+        <w:rPr>
+          <w:lang w:val="ru-RU"/>
+        </w:rPr>
+        <w:t xml:space="preserve"> </w:t>
+      </w:r>
+      <w:r>
+        <w:t>TABLE</w:t>
+      </w:r>
+      <w:r>
+        <w:rPr>
+          <w:lang w:val="ru-RU"/>
+        </w:rPr>
+        <w:t xml:space="preserve"> Электронный_Ресурс (</w:t>
+      </w:r>
+    </w:p>
+    <w:p>
+      <w:pPr>
+        <w:pStyle w:val="af3"/>
+        <w:rPr>
+          <w:lang w:val="ru-RU"/>
+        </w:rPr>
+      </w:pPr>
+      <w:r>
+        <w:rPr>
+          <w:lang w:val="ru-RU"/>
+        </w:rPr>
+        <w:t xml:space="preserve">    </w:t>
+      </w:r>
+      <w:r>
+        <w:t>id</w:t>
+      </w:r>
+      <w:r>
+        <w:rPr>
+          <w:lang w:val="ru-RU"/>
+        </w:rPr>
+        <w:t>_</w:t>
+      </w:r>
+      <w:r>
+        <w:rPr>
+          <w:lang w:val="ru-RU"/>
+        </w:rPr>
+        <w:t>Электронный</w:t>
+      </w:r>
+      <w:r>
+        <w:rPr>
+          <w:lang w:val="ru-RU"/>
+        </w:rPr>
+        <w:t>_</w:t>
+      </w:r>
+      <w:r>
+        <w:rPr>
+          <w:lang w:val="ru-RU"/>
+        </w:rPr>
+        <w:t>Ресурс</w:t>
+      </w:r>
+      <w:r>
+        <w:rPr>
+          <w:lang w:val="ru-RU"/>
+        </w:rPr>
+        <w:t xml:space="preserve"> </w:t>
+      </w:r>
+      <w:r>
+        <w:t>INT</w:t>
+      </w:r>
+      <w:r>
+        <w:rPr>
+          <w:lang w:val="ru-RU"/>
+        </w:rPr>
+        <w:t xml:space="preserve"> </w:t>
+      </w:r>
+      <w:proofErr w:type="gramStart"/>
+      <w:r>
+        <w:t>IDENTITY</w:t>
+      </w:r>
+      <w:r>
+        <w:rPr>
+          <w:lang w:val="ru-RU"/>
+        </w:rPr>
+        <w:t>(</w:t>
+      </w:r>
+      <w:proofErr w:type="gramEnd"/>
+      <w:r>
+        <w:rPr>
+          <w:lang w:val="ru-RU"/>
+        </w:rPr>
+        <w:t xml:space="preserve">1,1) </w:t>
+      </w:r>
+      <w:r>
+        <w:t>PRIMARY</w:t>
+      </w:r>
+      <w:r>
+        <w:rPr>
+          <w:lang w:val="ru-RU"/>
+        </w:rPr>
+        <w:t xml:space="preserve"> </w:t>
+      </w:r>
+      <w:r>
+        <w:t>KEY</w:t>
+      </w:r>
+      <w:r>
+        <w:rPr>
+          <w:lang w:val="ru-RU"/>
+        </w:rPr>
+        <w:t>,</w:t>
+      </w:r>
+    </w:p>
+    <w:p>
+      <w:pPr>
+        <w:pStyle w:val="af3"/>
+        <w:rPr>
+          <w:lang w:val="ru-RU"/>
+        </w:rPr>
+      </w:pPr>
+      <w:r>
+        <w:rPr>
+          <w:lang w:val="ru-RU"/>
+        </w:rPr>
+        <w:t xml:space="preserve">    </w:t>
+      </w:r>
+      <w:r>
+        <w:rPr>
+          <w:lang w:val="ru-RU"/>
+        </w:rPr>
+        <w:t>статус</w:t>
+      </w:r>
+      <w:r>
+        <w:rPr>
+          <w:lang w:val="ru-RU"/>
+        </w:rPr>
+        <w:t xml:space="preserve"> </w:t>
+      </w:r>
+      <w:proofErr w:type="gramStart"/>
+      <w:r>
+        <w:t>NVARCHAR</w:t>
+      </w:r>
+      <w:r>
+        <w:rPr>
+          <w:lang w:val="ru-RU"/>
+        </w:rPr>
+        <w:t>(</w:t>
+      </w:r>
+      <w:proofErr w:type="gramEnd"/>
+      <w:r>
+        <w:rPr>
+          <w:lang w:val="ru-RU"/>
+        </w:rPr>
+        <w:t xml:space="preserve">50) </w:t>
+      </w:r>
+      <w:r>
+        <w:t>NOT</w:t>
+      </w:r>
+      <w:r>
+        <w:rPr>
+          <w:lang w:val="ru-RU"/>
+        </w:rPr>
+        <w:t xml:space="preserve"> </w:t>
+      </w:r>
+      <w:r>
+        <w:t>NULL</w:t>
+      </w:r>
+      <w:r>
+        <w:rPr>
+          <w:lang w:val="ru-RU"/>
+        </w:rPr>
+        <w:t>,</w:t>
+      </w:r>
+    </w:p>
+    <w:p>
+      <w:pPr>
+        <w:pStyle w:val="af3"/>
+        <w:rPr>
+          <w:lang w:val="ru-RU"/>
+        </w:rPr>
+      </w:pPr>
+      <w:r>
+        <w:rPr>
+          <w:lang w:val="ru-RU"/>
+        </w:rPr>
+        <w:t xml:space="preserve">    </w:t>
+      </w:r>
+      <w:proofErr w:type="spellStart"/>
+      <w:r>
+        <w:rPr>
+          <w:lang w:val="ru-RU"/>
+        </w:rPr>
+        <w:t>размер</w:t>
+      </w:r>
+      <w:r>
+        <w:rPr>
+          <w:lang w:val="ru-RU"/>
+        </w:rPr>
+        <w:t>_</w:t>
+      </w:r>
+      <w:r>
+        <w:rPr>
+          <w:lang w:val="ru-RU"/>
+        </w:rPr>
+        <w:t>файла</w:t>
+      </w:r>
+      <w:proofErr w:type="spellEnd"/>
+      <w:r>
+        <w:rPr>
+          <w:lang w:val="ru-RU"/>
+        </w:rPr>
+        <w:t xml:space="preserve"> </w:t>
+      </w:r>
+      <w:proofErr w:type="gramStart"/>
+      <w:r>
+        <w:t>DECIMAL</w:t>
+      </w:r>
+      <w:r>
+        <w:rPr>
+          <w:lang w:val="ru-RU"/>
+        </w:rPr>
+        <w:t>(</w:t>
+      </w:r>
+      <w:proofErr w:type="gramEnd"/>
+      <w:r>
+        <w:rPr>
+          <w:lang w:val="ru-RU"/>
+        </w:rPr>
+        <w:t xml:space="preserve">10,2) </w:t>
+      </w:r>
+      <w:r>
+        <w:t>NULL</w:t>
+      </w:r>
+      <w:r>
+        <w:rPr>
+          <w:lang w:val="ru-RU"/>
+        </w:rPr>
+        <w:t>,</w:t>
+      </w:r>
+    </w:p>
+    <w:p>
+      <w:pPr>
+        <w:pStyle w:val="af3"/>
+        <w:rPr>
+          <w:lang w:val="ru-RU"/>
+        </w:rPr>
+      </w:pPr>
+      <w:r>
+        <w:rPr>
+          <w:lang w:val="ru-RU"/>
+        </w:rPr>
+        <w:t xml:space="preserve">    </w:t>
+      </w:r>
+      <w:r>
+        <w:t>id</w:t>
+      </w:r>
+      <w:r>
+        <w:rPr>
+          <w:lang w:val="ru-RU"/>
+        </w:rPr>
+        <w:t>_</w:t>
+      </w:r>
+      <w:r>
+        <w:rPr>
+          <w:lang w:val="ru-RU"/>
+        </w:rPr>
+        <w:t>Представление</w:t>
+      </w:r>
+      <w:r>
+        <w:rPr>
+          <w:lang w:val="ru-RU"/>
+        </w:rPr>
+        <w:t xml:space="preserve"> </w:t>
+      </w:r>
+      <w:r>
+        <w:t>INT</w:t>
+      </w:r>
+      <w:r>
+        <w:rPr>
+          <w:lang w:val="ru-RU"/>
+        </w:rPr>
+        <w:t xml:space="preserve"> </w:t>
+      </w:r>
+      <w:r>
+        <w:t>NOT</w:t>
+      </w:r>
+      <w:r>
+        <w:rPr>
+          <w:lang w:val="ru-RU"/>
+        </w:rPr>
+        <w:t xml:space="preserve"> </w:t>
+      </w:r>
+      <w:r>
+        <w:t>NULL</w:t>
+      </w:r>
+      <w:r>
+        <w:rPr>
+          <w:lang w:val="ru-RU"/>
+        </w:rPr>
+        <w:t>,</w:t>
+      </w:r>
+    </w:p>
+    <w:p>
+      <w:pPr>
+        <w:pStyle w:val="af3"/>
+        <w:rPr>
+          <w:lang w:val="ru-RU"/>
+        </w:rPr>
+      </w:pPr>
+    </w:p>
+    <w:p>
+      <w:pPr>
+        <w:pStyle w:val="af3"/>
+        <w:rPr>
+          <w:lang w:val="ru-RU"/>
+        </w:rPr>
+      </w:pPr>
+      <w:r>
+        <w:rPr>
+          <w:lang w:val="ru-RU"/>
+        </w:rPr>
+        <w:t xml:space="preserve">    </w:t>
+      </w:r>
+      <w:r>
+        <w:t>CHECK</w:t>
+      </w:r>
+      <w:r>
+        <w:rPr>
+          <w:lang w:val="ru-RU"/>
+        </w:rPr>
+        <w:t xml:space="preserve"> (</w:t>
+      </w:r>
+      <w:r>
+        <w:rPr>
+          <w:lang w:val="ru-RU"/>
+        </w:rPr>
+        <w:t>статус</w:t>
+      </w:r>
+      <w:r>
+        <w:rPr>
+          <w:lang w:val="ru-RU"/>
+        </w:rPr>
+        <w:t xml:space="preserve"> </w:t>
+      </w:r>
+      <w:r>
+        <w:t>IN</w:t>
+      </w:r>
+      <w:r>
+        <w:rPr>
+          <w:lang w:val="ru-RU"/>
+        </w:rPr>
+        <w:t xml:space="preserve"> (</w:t>
+      </w:r>
+    </w:p>
+    <w:p>
+      <w:pPr>
+        <w:pStyle w:val="af3"/>
+        <w:rPr>
+          <w:lang w:val="ru-RU"/>
+        </w:rPr>
+      </w:pPr>
+      <w:r>
+        <w:rPr>
+          <w:lang w:val="ru-RU"/>
+        </w:rPr>
+        <w:t xml:space="preserve">        </w:t>
+      </w:r>
+      <w:r>
+        <w:t>N</w:t>
+      </w:r>
+      <w:r>
+        <w:rPr>
+          <w:lang w:val="ru-RU"/>
+        </w:rPr>
+        <w:t>'</w:t>
+      </w:r>
+      <w:r>
+        <w:rPr>
+          <w:lang w:val="ru-RU"/>
+        </w:rPr>
+        <w:t>доступен</w:t>
+      </w:r>
+      <w:r>
+        <w:rPr>
+          <w:lang w:val="ru-RU"/>
+        </w:rPr>
+        <w:t>',</w:t>
+      </w:r>
+    </w:p>
+    <w:p>
+      <w:pPr>
+        <w:pStyle w:val="af3"/>
+        <w:rPr>
+          <w:lang w:val="ru-RU"/>
+        </w:rPr>
+      </w:pPr>
+      <w:r>
+        <w:rPr>
+          <w:lang w:val="ru-RU"/>
+        </w:rPr>
+        <w:t xml:space="preserve">        </w:t>
+      </w:r>
+      <w:r>
+        <w:t>N</w:t>
+      </w:r>
+      <w:r>
+        <w:rPr>
+          <w:lang w:val="ru-RU"/>
+        </w:rPr>
+        <w:t>'</w:t>
+      </w:r>
+      <w:r>
+        <w:rPr>
+          <w:lang w:val="ru-RU"/>
+        </w:rPr>
+        <w:t>архивирован</w:t>
+      </w:r>
+      <w:r>
+        <w:rPr>
+          <w:lang w:val="ru-RU"/>
+        </w:rPr>
+        <w:t>',</w:t>
+      </w:r>
+    </w:p>
+    <w:p>
+      <w:pPr>
+        <w:pStyle w:val="af3"/>
+        <w:rPr>
+          <w:lang w:val="ru-RU"/>
+        </w:rPr>
+      </w:pPr>
+      <w:r>
+        <w:rPr>
+          <w:lang w:val="ru-RU"/>
+        </w:rPr>
+        <w:t xml:space="preserve">        </w:t>
+      </w:r>
+      <w:r>
+        <w:t>N</w:t>
+      </w:r>
+      <w:r>
+        <w:rPr>
+          <w:lang w:val="ru-RU"/>
+        </w:rPr>
+        <w:t>'</w:t>
+      </w:r>
+      <w:r>
+        <w:rPr>
+          <w:lang w:val="ru-RU"/>
+        </w:rPr>
+        <w:t>удален</w:t>
+      </w:r>
+      <w:r>
+        <w:rPr>
+          <w:lang w:val="ru-RU"/>
+        </w:rPr>
+        <w:t>'</w:t>
+      </w:r>
+    </w:p>
+    <w:p>
+      <w:pPr>
+        <w:pStyle w:val="af3"/>
+        <w:rPr>
+          <w:lang w:val="ru-RU"/>
+        </w:rPr>
+      </w:pPr>
+      <w:r>
+        <w:rPr>
+          <w:lang w:val="ru-RU"/>
+        </w:rPr>
+        <w:t xml:space="preserve">    )),</w:t>
+      </w:r>
+    </w:p>
+    <w:p>
+      <w:pPr>
+        <w:pStyle w:val="af3"/>
+        <w:rPr>
+          <w:lang w:val="ru-RU"/>
+        </w:rPr>
+      </w:pPr>
+    </w:p>
+    <w:p>
+      <w:pPr>
+        <w:pStyle w:val="af3"/>
+        <w:rPr>
+          <w:lang w:val="ru-RU"/>
+        </w:rPr>
+      </w:pPr>
+      <w:r>
+        <w:rPr>
+          <w:lang w:val="ru-RU"/>
+        </w:rPr>
+        <w:t xml:space="preserve">    </w:t>
+      </w:r>
+      <w:r>
+        <w:t>FOREIGN</w:t>
+      </w:r>
+      <w:r>
+        <w:rPr>
+          <w:lang w:val="ru-RU"/>
+        </w:rPr>
+        <w:t xml:space="preserve"> </w:t>
+      </w:r>
+      <w:r>
+        <w:t>KEY</w:t>
+      </w:r>
+      <w:r>
+        <w:rPr>
+          <w:lang w:val="ru-RU"/>
+        </w:rPr>
+        <w:t xml:space="preserve"> (</w:t>
+      </w:r>
+      <w:r>
+        <w:t>id</w:t>
+      </w:r>
+      <w:r>
+        <w:rPr>
+          <w:lang w:val="ru-RU"/>
+        </w:rPr>
+        <w:t>_</w:t>
+      </w:r>
+      <w:r>
+        <w:rPr>
+          <w:lang w:val="ru-RU"/>
+        </w:rPr>
+        <w:t>Представление</w:t>
+      </w:r>
+      <w:r>
+        <w:rPr>
+          <w:lang w:val="ru-RU"/>
+        </w:rPr>
+        <w:t>)</w:t>
+      </w:r>
+    </w:p>
+    <w:p>
+      <w:pPr>
+        <w:pStyle w:val="af3"/>
+        <w:rPr>
+          <w:lang w:val="ru-RU"/>
+        </w:rPr>
+      </w:pPr>
+      <w:r>
+        <w:rPr>
+          <w:lang w:val="ru-RU"/>
+        </w:rPr>
+        <w:t xml:space="preserve">        </w:t>
+      </w:r>
+      <w:r>
+        <w:t>REFERENCES</w:t>
+      </w:r>
+      <w:r>
+        <w:rPr>
+          <w:lang w:val="ru-RU"/>
+        </w:rPr>
+        <w:t xml:space="preserve"> Представление_Ресурса(</w:t>
+      </w:r>
+      <w:r>
+        <w:t>id</w:t>
+      </w:r>
+      <w:r>
+        <w:rPr>
+          <w:lang w:val="ru-RU"/>
+        </w:rPr>
+        <w:t>_Представление)</w:t>
+      </w:r>
+    </w:p>
+    <w:p>
+      <w:pPr>
+        <w:pStyle w:val="af3"/>
+      </w:pPr>
+      <w:r>
+        <w:t>);</w:t>
+      </w:r>
+    </w:p>
+    <w:p>
+      <w:pPr>
+        <w:pStyle w:val="af3"/>
+      </w:pPr>
+    </w:p>
+    <w:p>
+      <w:pPr>
+        <w:pStyle w:val="af3"/>
+      </w:pPr>
+      <w:r>
+        <w:t xml:space="preserve">CREATE TABLE </w:t>
+      </w:r>
+      <w:proofErr w:type="spellStart"/>
+      <w:r>
+        <w:t>Отдел</w:t>
+      </w:r>
+      <w:proofErr w:type="spellEnd"/>
+      <w:r>
+        <w:t xml:space="preserve"> (</w:t>
+      </w:r>
+    </w:p>
+    <w:p>
+      <w:pPr>
+        <w:pStyle w:val="af3"/>
+      </w:pPr>
+      <w:r>
+        <w:t xml:space="preserve">    </w:t>
+      </w:r>
+      <w:proofErr w:type="spellStart"/>
+      <w:r>
+        <w:t>id_Отдел</w:t>
+      </w:r>
+      <w:proofErr w:type="spellEnd"/>
+      <w:r>
+        <w:t xml:space="preserve"> INT </w:t>
+      </w:r>
+      <w:proofErr w:type="gramStart"/>
+      <w:r>
+        <w:t>IDENTITY(</w:t>
+      </w:r>
+      <w:proofErr w:type="gramEnd"/>
+      <w:r>
+        <w:t>1,1) PRIMARY KEY,</w:t>
+      </w:r>
+    </w:p>
+    <w:p>
+      <w:pPr>
+        <w:pStyle w:val="af3"/>
+      </w:pPr>
+      <w:r>
+        <w:t xml:space="preserve">    </w:t>
+      </w:r>
+      <w:proofErr w:type="spellStart"/>
+      <w:r>
+        <w:t>название</w:t>
+      </w:r>
+      <w:proofErr w:type="spellEnd"/>
+      <w:r>
+        <w:t xml:space="preserve"> </w:t>
+      </w:r>
+      <w:proofErr w:type="gramStart"/>
+      <w:r>
+        <w:t>NVARCHAR(</w:t>
+      </w:r>
+      <w:proofErr w:type="gramEnd"/>
+      <w:r>
+        <w:t>255) NOT NULL,</w:t>
+      </w:r>
+    </w:p>
+    <w:p>
+      <w:pPr>
+        <w:pStyle w:val="af3"/>
+      </w:pPr>
+      <w:r>
+        <w:t xml:space="preserve">    </w:t>
+      </w:r>
+      <w:proofErr w:type="spellStart"/>
+      <w:r>
+        <w:t>id_Филиал</w:t>
+      </w:r>
+      <w:proofErr w:type="spellEnd"/>
+      <w:r>
+        <w:t xml:space="preserve"> INT NOT NULL,</w:t>
+      </w:r>
+    </w:p>
+    <w:p>
+      <w:pPr>
+        <w:pStyle w:val="af3"/>
+      </w:pPr>
+    </w:p>
+    <w:p>
+      <w:pPr>
+        <w:pStyle w:val="af3"/>
+      </w:pPr>
+      <w:r>
+        <w:t xml:space="preserve">    FOREIGN KEY (</w:t>
+      </w:r>
+      <w:proofErr w:type="spellStart"/>
+      <w:r>
+        <w:t>id_Филиал</w:t>
+      </w:r>
+      <w:proofErr w:type="spellEnd"/>
+      <w:r>
+        <w:t>)</w:t>
+      </w:r>
+    </w:p>
+    <w:p>
+      <w:pPr>
+        <w:pStyle w:val="af3"/>
+      </w:pPr>
+      <w:r>
+        <w:t xml:space="preserve">        REFERENCES </w:t>
+      </w:r>
+      <w:proofErr w:type="spellStart"/>
+      <w:r>
+        <w:t>Филиал</w:t>
+      </w:r>
+      <w:proofErr w:type="spellEnd"/>
+      <w:r>
+        <w:t>(</w:t>
+      </w:r>
+      <w:proofErr w:type="spellStart"/>
+      <w:r>
+        <w:t>id_Филиал</w:t>
+      </w:r>
+      <w:proofErr w:type="spellEnd"/>
+      <w:r>
+        <w:t>)</w:t>
+      </w:r>
+    </w:p>
+    <w:p>
+      <w:pPr>
+        <w:pStyle w:val="af3"/>
+      </w:pPr>
+      <w:r>
+        <w:t>);</w:t>
+      </w:r>
+    </w:p>
+    <w:p>
+      <w:pPr>
+        <w:pStyle w:val="af3"/>
+      </w:pPr>
+    </w:p>
+    <w:p>
+      <w:pPr>
+        <w:pStyle w:val="af3"/>
+      </w:pPr>
+      <w:r>
+        <w:t>ALTER TABLE Физический_Экземпляр</w:t>
+      </w:r>
+    </w:p>
+    <w:p>
+      <w:pPr>
+        <w:pStyle w:val="af3"/>
+      </w:pPr>
+      <w:r>
+        <w:t xml:space="preserve">ADD CONSTRAINT </w:t>
+      </w:r>
+      <w:proofErr w:type="spellStart"/>
+      <w:r>
+        <w:t>FK_Физический_Экземпляр_Отдел</w:t>
+      </w:r>
+      <w:proofErr w:type="spellEnd"/>
+    </w:p>
+    <w:p>
+      <w:pPr>
+        <w:pStyle w:val="af3"/>
+      </w:pPr>
+      <w:r>
+        <w:t>FOREIGN KEY (</w:t>
+      </w:r>
+      <w:proofErr w:type="spellStart"/>
+      <w:r>
+        <w:t>id_Отдел</w:t>
+      </w:r>
+      <w:proofErr w:type="spellEnd"/>
+      <w:r>
+        <w:t>)</w:t>
+      </w:r>
+    </w:p>
+    <w:p>
+      <w:pPr>
+        <w:pStyle w:val="af3"/>
+      </w:pPr>
+      <w:r>
+        <w:t xml:space="preserve">    REFERENCES </w:t>
+      </w:r>
+      <w:proofErr w:type="spellStart"/>
+      <w:r>
+        <w:t>Отдел</w:t>
+      </w:r>
+      <w:proofErr w:type="spellEnd"/>
+      <w:r>
+        <w:t>(</w:t>
+      </w:r>
+      <w:proofErr w:type="spellStart"/>
+      <w:r>
+        <w:t>id_Отдел</w:t>
+      </w:r>
+      <w:proofErr w:type="spellEnd"/>
+      <w:r>
+        <w:t>);</w:t>
+      </w:r>
+    </w:p>
+    <w:p>
+      <w:pPr>
+        <w:pStyle w:val="af3"/>
+      </w:pPr>
+    </w:p>
+    <w:p>
+      <w:pPr>
+        <w:pStyle w:val="af3"/>
+      </w:pPr>
+      <w:r>
+        <w:t xml:space="preserve">CREATE TABLE </w:t>
+      </w:r>
+      <w:proofErr w:type="spellStart"/>
+      <w:r>
+        <w:t>Личность</w:t>
+      </w:r>
+      <w:proofErr w:type="spellEnd"/>
+      <w:r>
+        <w:t xml:space="preserve"> (</w:t>
+      </w:r>
+    </w:p>
+    <w:p>
+      <w:pPr>
+        <w:pStyle w:val="af3"/>
+      </w:pPr>
+      <w:r>
+        <w:t xml:space="preserve">    </w:t>
+      </w:r>
+      <w:proofErr w:type="spellStart"/>
+      <w:r>
+        <w:t>id_Личность</w:t>
+      </w:r>
+      <w:proofErr w:type="spellEnd"/>
+      <w:r>
+        <w:t xml:space="preserve"> INT </w:t>
+      </w:r>
+      <w:proofErr w:type="gramStart"/>
+      <w:r>
+        <w:t>IDENTITY(</w:t>
+      </w:r>
+      <w:proofErr w:type="gramEnd"/>
+      <w:r>
+        <w:t>1,1) PRIMARY KEY,</w:t>
+      </w:r>
+    </w:p>
+    <w:p>
+      <w:pPr>
+        <w:pStyle w:val="af3"/>
+      </w:pPr>
+      <w:r>
+        <w:t xml:space="preserve">    </w:t>
+      </w:r>
+      <w:proofErr w:type="spellStart"/>
+      <w:r>
+        <w:t>фамилия</w:t>
+      </w:r>
+      <w:proofErr w:type="spellEnd"/>
+      <w:r>
+        <w:t xml:space="preserve"> </w:t>
+      </w:r>
+      <w:proofErr w:type="gramStart"/>
+      <w:r>
+        <w:t>NVARCHAR(</w:t>
+      </w:r>
+      <w:proofErr w:type="gramEnd"/>
+      <w:r>
+        <w:t>100) NOT NULL,</w:t>
+      </w:r>
+    </w:p>
+    <w:p>
+      <w:pPr>
+        <w:pStyle w:val="af3"/>
+      </w:pPr>
+      <w:r>
+        <w:t xml:space="preserve">    </w:t>
+      </w:r>
+      <w:proofErr w:type="spellStart"/>
+      <w:r>
+        <w:t>имя</w:t>
+      </w:r>
+      <w:proofErr w:type="spellEnd"/>
+      <w:r>
+        <w:t xml:space="preserve"> </w:t>
+      </w:r>
+      <w:proofErr w:type="gramStart"/>
+      <w:r>
+        <w:t>NVARCHAR(</w:t>
+      </w:r>
+      <w:proofErr w:type="gramEnd"/>
+      <w:r>
+        <w:t>100) NOT NULL,</w:t>
+      </w:r>
+    </w:p>
+    <w:p>
+      <w:pPr>
+        <w:pStyle w:val="af3"/>
+      </w:pPr>
+      <w:r>
+        <w:t xml:space="preserve">    </w:t>
+      </w:r>
+      <w:proofErr w:type="spellStart"/>
+      <w:r>
+        <w:t>отчество</w:t>
+      </w:r>
+      <w:proofErr w:type="spellEnd"/>
+      <w:r>
+        <w:t xml:space="preserve"> </w:t>
+      </w:r>
+      <w:proofErr w:type="gramStart"/>
+      <w:r>
+        <w:t>NVARCHAR(</w:t>
+      </w:r>
+      <w:proofErr w:type="gramEnd"/>
+      <w:r>
+        <w:t>100) NULL,</w:t>
+      </w:r>
+    </w:p>
+    <w:p>
+      <w:pPr>
+        <w:pStyle w:val="af3"/>
+      </w:pPr>
+      <w:r>
+        <w:t xml:space="preserve">    </w:t>
+      </w:r>
+      <w:proofErr w:type="spellStart"/>
+      <w:r>
+        <w:t>город</w:t>
+      </w:r>
+      <w:proofErr w:type="spellEnd"/>
+      <w:r>
+        <w:t xml:space="preserve"> </w:t>
+      </w:r>
+      <w:proofErr w:type="gramStart"/>
+      <w:r>
+        <w:t>NVARCHAR(</w:t>
+      </w:r>
+      <w:proofErr w:type="gramEnd"/>
+      <w:r>
+        <w:t>100) NULL,</w:t>
+      </w:r>
+    </w:p>
+    <w:p>
+      <w:pPr>
+        <w:pStyle w:val="af3"/>
+      </w:pPr>
+      <w:r>
+        <w:t xml:space="preserve">    </w:t>
+      </w:r>
+      <w:proofErr w:type="spellStart"/>
+      <w:r>
+        <w:t>улица</w:t>
+      </w:r>
+      <w:proofErr w:type="spellEnd"/>
+      <w:r>
+        <w:t xml:space="preserve"> </w:t>
+      </w:r>
+      <w:proofErr w:type="gramStart"/>
+      <w:r>
+        <w:t>NVARCHAR(</w:t>
+      </w:r>
+      <w:proofErr w:type="gramEnd"/>
+      <w:r>
+        <w:t>100) NULL,</w:t>
+      </w:r>
+    </w:p>
+    <w:p>
+      <w:pPr>
+        <w:pStyle w:val="af3"/>
+      </w:pPr>
+      <w:r>
+        <w:t xml:space="preserve">    </w:t>
+      </w:r>
+      <w:proofErr w:type="spellStart"/>
+      <w:r>
+        <w:t>дом</w:t>
+      </w:r>
+      <w:proofErr w:type="spellEnd"/>
+      <w:r>
+        <w:t xml:space="preserve"> </w:t>
+      </w:r>
+      <w:proofErr w:type="gramStart"/>
+      <w:r>
+        <w:t>NVARCHAR(</w:t>
+      </w:r>
+      <w:proofErr w:type="gramEnd"/>
+      <w:r>
+        <w:t>20) NULL,</w:t>
+      </w:r>
+    </w:p>
+    <w:p>
+      <w:pPr>
+        <w:pStyle w:val="af3"/>
+      </w:pPr>
+      <w:r>
+        <w:t xml:space="preserve">    </w:t>
+      </w:r>
+      <w:proofErr w:type="spellStart"/>
+      <w:r>
+        <w:t>телефон</w:t>
+      </w:r>
+      <w:proofErr w:type="spellEnd"/>
+      <w:r>
+        <w:t xml:space="preserve"> </w:t>
+      </w:r>
+      <w:proofErr w:type="gramStart"/>
+      <w:r>
+        <w:t>NVARCHAR(</w:t>
+      </w:r>
+      <w:proofErr w:type="gramEnd"/>
+      <w:r>
+        <w:t>20) NULL,</w:t>
+      </w:r>
+    </w:p>
+    <w:p>
+      <w:pPr>
+        <w:pStyle w:val="af3"/>
+      </w:pPr>
+      <w:r>
+        <w:t xml:space="preserve">    email </w:t>
+      </w:r>
+      <w:proofErr w:type="gramStart"/>
+      <w:r>
+        <w:t>NVARCHAR(</w:t>
+      </w:r>
+      <w:proofErr w:type="gramEnd"/>
+      <w:r>
+        <w:t>255) UNIQUE NULL</w:t>
+      </w:r>
+    </w:p>
+    <w:p>
+      <w:pPr>
+        <w:pStyle w:val="af3"/>
+      </w:pPr>
+      <w:r>
+        <w:t>);</w:t>
+      </w:r>
+    </w:p>
+    <w:p>
+      <w:pPr>
+        <w:pStyle w:val="af3"/>
+      </w:pPr>
+    </w:p>
+    <w:p>
+      <w:pPr>
+        <w:pStyle w:val="af3"/>
+      </w:pPr>
+      <w:r>
+        <w:t xml:space="preserve">CREATE TABLE </w:t>
+      </w:r>
+      <w:proofErr w:type="spellStart"/>
+      <w:r>
+        <w:t>Читатель</w:t>
+      </w:r>
+      <w:proofErr w:type="spellEnd"/>
+      <w:r>
+        <w:t xml:space="preserve"> (</w:t>
+      </w:r>
+    </w:p>
+    <w:p>
+      <w:pPr>
+        <w:pStyle w:val="af3"/>
+      </w:pPr>
+      <w:r>
+        <w:t xml:space="preserve">    </w:t>
+      </w:r>
+      <w:proofErr w:type="spellStart"/>
+      <w:r>
+        <w:t>id_Личность</w:t>
+      </w:r>
+      <w:proofErr w:type="spellEnd"/>
+      <w:r>
+        <w:t xml:space="preserve"> INT PRIMARY KEY,</w:t>
+      </w:r>
+    </w:p>
+    <w:p>
+      <w:pPr>
+        <w:pStyle w:val="af3"/>
+        <w:rPr>
+          <w:lang w:val="ru-RU"/>
+        </w:rPr>
+      </w:pPr>
+      <w:r>
+        <w:t xml:space="preserve">    </w:t>
+      </w:r>
+      <w:proofErr w:type="spellStart"/>
+      <w:r>
+        <w:rPr>
+          <w:lang w:val="ru-RU"/>
+        </w:rPr>
+        <w:t>номер_читательского_билета</w:t>
+      </w:r>
+      <w:proofErr w:type="spellEnd"/>
+      <w:r>
+        <w:rPr>
+          <w:lang w:val="ru-RU"/>
+        </w:rPr>
+        <w:t xml:space="preserve"> </w:t>
+      </w:r>
+      <w:proofErr w:type="gramStart"/>
+      <w:r>
+        <w:t>NVARCHAR</w:t>
+      </w:r>
+      <w:r>
+        <w:rPr>
+          <w:lang w:val="ru-RU"/>
+        </w:rPr>
+        <w:t>(</w:t>
+      </w:r>
+      <w:proofErr w:type="gramEnd"/>
+      <w:r>
+        <w:rPr>
+          <w:lang w:val="ru-RU"/>
+        </w:rPr>
+        <w:t xml:space="preserve">50) </w:t>
+      </w:r>
+      <w:r>
+        <w:t>UNIQUE</w:t>
+      </w:r>
+      <w:r>
+        <w:rPr>
+          <w:lang w:val="ru-RU"/>
+        </w:rPr>
+        <w:t xml:space="preserve"> </w:t>
+      </w:r>
+      <w:r>
+        <w:t>NOT</w:t>
+      </w:r>
+      <w:r>
+        <w:rPr>
+          <w:lang w:val="ru-RU"/>
+        </w:rPr>
+        <w:t xml:space="preserve"> </w:t>
+      </w:r>
+      <w:r>
+        <w:t>NULL</w:t>
+      </w:r>
+      <w:r>
+        <w:rPr>
+          <w:lang w:val="ru-RU"/>
+        </w:rPr>
+        <w:t>,</w:t>
+      </w:r>
+    </w:p>
+    <w:p>
+      <w:pPr>
+        <w:pStyle w:val="af3"/>
+        <w:rPr>
+          <w:lang w:val="ru-RU"/>
+        </w:rPr>
+      </w:pPr>
+      <w:r>
+        <w:rPr>
+          <w:lang w:val="ru-RU"/>
+        </w:rPr>
+        <w:t xml:space="preserve">    </w:t>
+      </w:r>
+      <w:proofErr w:type="spellStart"/>
+      <w:r>
+        <w:rPr>
+          <w:lang w:val="ru-RU"/>
+        </w:rPr>
+        <w:t>дата_регистрации</w:t>
+      </w:r>
+      <w:proofErr w:type="spellEnd"/>
+      <w:r>
+        <w:rPr>
+          <w:lang w:val="ru-RU"/>
+        </w:rPr>
+        <w:t xml:space="preserve"> </w:t>
+      </w:r>
+      <w:r>
+        <w:t>DATE</w:t>
+      </w:r>
+      <w:r>
+        <w:rPr>
+          <w:lang w:val="ru-RU"/>
+        </w:rPr>
+        <w:t xml:space="preserve"> </w:t>
+      </w:r>
+      <w:r>
+        <w:t>NOT</w:t>
+      </w:r>
+      <w:r>
+        <w:rPr>
+          <w:lang w:val="ru-RU"/>
+        </w:rPr>
+        <w:t xml:space="preserve"> </w:t>
+      </w:r>
+      <w:r>
+        <w:t>NULL</w:t>
+      </w:r>
+      <w:r>
+        <w:rPr>
+          <w:lang w:val="ru-RU"/>
+        </w:rPr>
+        <w:t>,</w:t>
+      </w:r>
+    </w:p>
+    <w:p>
+      <w:pPr>
+        <w:pStyle w:val="af3"/>
+      </w:pPr>
+      <w:r>
+        <w:rPr>
+          <w:lang w:val="ru-RU"/>
+        </w:rPr>
+        <w:t xml:space="preserve">    </w:t>
+      </w:r>
+      <w:proofErr w:type="spellStart"/>
+      <w:r>
+        <w:t>статус</w:t>
+      </w:r>
+      <w:proofErr w:type="spellEnd"/>
+      <w:r>
+        <w:t xml:space="preserve"> </w:t>
+      </w:r>
+      <w:proofErr w:type="gramStart"/>
+      <w:r>
+        <w:t>NVARCHAR(</w:t>
+      </w:r>
+      <w:proofErr w:type="gramEnd"/>
+      <w:r>
+        <w:t>50) NOT NULL,</w:t>
+      </w:r>
+    </w:p>
+    <w:p>
+      <w:pPr>
+        <w:pStyle w:val="af3"/>
+      </w:pPr>
+    </w:p>
+    <w:p>
+      <w:pPr>
+        <w:pStyle w:val="af3"/>
+      </w:pPr>
+      <w:r>
+        <w:t xml:space="preserve">    CHECK (</w:t>
+      </w:r>
+      <w:proofErr w:type="spellStart"/>
+      <w:r>
+        <w:t>статус</w:t>
+      </w:r>
+      <w:proofErr w:type="spellEnd"/>
+      <w:r>
+        <w:t xml:space="preserve"> IN (</w:t>
+      </w:r>
+    </w:p>
+    <w:p>
+      <w:pPr>
+        <w:pStyle w:val="af3"/>
+      </w:pPr>
+      <w:r>
+        <w:t xml:space="preserve">        </w:t>
+      </w:r>
+      <w:proofErr w:type="spellStart"/>
+      <w:r>
+        <w:t>N'активен</w:t>
+      </w:r>
+      <w:proofErr w:type="spellEnd"/>
+      <w:r>
+        <w:t>',</w:t>
+      </w:r>
+    </w:p>
+    <w:p>
+      <w:pPr>
+        <w:pStyle w:val="af3"/>
+      </w:pPr>
+      <w:r>
+        <w:t xml:space="preserve">        </w:t>
+      </w:r>
+      <w:proofErr w:type="spellStart"/>
+      <w:r>
+        <w:t>N'заблокирован</w:t>
+      </w:r>
+      <w:proofErr w:type="spellEnd"/>
+      <w:r>
+        <w:t>'</w:t>
+      </w:r>
+    </w:p>
+    <w:p>
+      <w:pPr>
+        <w:pStyle w:val="af3"/>
+      </w:pPr>
+      <w:r>
+        <w:t xml:space="preserve">    )),</w:t>
+      </w:r>
+    </w:p>
+    <w:p>
+      <w:pPr>
+        <w:pStyle w:val="af3"/>
+      </w:pPr>
+    </w:p>
+    <w:p>
+      <w:pPr>
+        <w:pStyle w:val="af3"/>
+      </w:pPr>
+      <w:r>
+        <w:t xml:space="preserve">    FOREIGN KEY (</w:t>
+      </w:r>
+      <w:proofErr w:type="spellStart"/>
+      <w:r>
+        <w:t>id_Личность</w:t>
+      </w:r>
+      <w:proofErr w:type="spellEnd"/>
+      <w:r>
+        <w:t>)</w:t>
+      </w:r>
+    </w:p>
+    <w:p>
+      <w:pPr>
+        <w:pStyle w:val="af3"/>
+      </w:pPr>
+      <w:r>
+        <w:t xml:space="preserve">        REFERENCES </w:t>
+      </w:r>
+      <w:proofErr w:type="spellStart"/>
+      <w:r>
+        <w:t>Личность</w:t>
+      </w:r>
+      <w:proofErr w:type="spellEnd"/>
+      <w:r>
+        <w:t>(</w:t>
+      </w:r>
+      <w:proofErr w:type="spellStart"/>
+      <w:r>
+        <w:t>id_Личность</w:t>
+      </w:r>
+      <w:proofErr w:type="spellEnd"/>
+      <w:r>
+        <w:t>)</w:t>
+      </w:r>
+    </w:p>
+    <w:p>
+      <w:pPr>
+        <w:pStyle w:val="af3"/>
+      </w:pPr>
+      <w:r>
+        <w:t>);</w:t>
+      </w:r>
+    </w:p>
+    <w:p>
+      <w:pPr>
+        <w:pStyle w:val="af3"/>
+      </w:pPr>
+    </w:p>
+    <w:p>
+      <w:pPr>
+        <w:pStyle w:val="af3"/>
+      </w:pPr>
+      <w:r>
+        <w:t xml:space="preserve">CREATE TABLE </w:t>
+      </w:r>
+      <w:proofErr w:type="spellStart"/>
+      <w:r>
+        <w:t>Сотрудник</w:t>
+      </w:r>
+      <w:proofErr w:type="spellEnd"/>
+      <w:r>
+        <w:t xml:space="preserve"> (</w:t>
+      </w:r>
+    </w:p>
+    <w:p>
+      <w:pPr>
+        <w:pStyle w:val="af3"/>
+      </w:pPr>
+      <w:r>
+        <w:t xml:space="preserve">    </w:t>
+      </w:r>
+      <w:proofErr w:type="spellStart"/>
+      <w:r>
+        <w:t>id_Личность</w:t>
+      </w:r>
+      <w:proofErr w:type="spellEnd"/>
+      <w:r>
+        <w:t xml:space="preserve"> INT PRIMARY KEY,</w:t>
+      </w:r>
+    </w:p>
+    <w:p>
+      <w:pPr>
+        <w:pStyle w:val="af3"/>
+        <w:rPr>
+          <w:lang w:val="ru-RU"/>
+        </w:rPr>
+      </w:pPr>
+      <w:r>
+        <w:t xml:space="preserve">    </w:t>
+      </w:r>
+      <w:r>
+        <w:rPr>
+          <w:lang w:val="ru-RU"/>
+        </w:rPr>
+        <w:t xml:space="preserve">должность </w:t>
+      </w:r>
+      <w:proofErr w:type="gramStart"/>
+      <w:r>
+        <w:t>NVARCHAR</w:t>
+      </w:r>
+      <w:r>
+        <w:rPr>
+          <w:lang w:val="ru-RU"/>
+        </w:rPr>
+        <w:t>(</w:t>
+      </w:r>
+      <w:proofErr w:type="gramEnd"/>
+      <w:r>
+        <w:rPr>
+          <w:lang w:val="ru-RU"/>
+        </w:rPr>
+        <w:t xml:space="preserve">100) </w:t>
+      </w:r>
+      <w:r>
+        <w:t>NOT</w:t>
+      </w:r>
+      <w:r>
+        <w:rPr>
+          <w:lang w:val="ru-RU"/>
+        </w:rPr>
+        <w:t xml:space="preserve"> </w:t>
+      </w:r>
+      <w:r>
+        <w:t>NULL</w:t>
+      </w:r>
+      <w:r>
+        <w:rPr>
+          <w:lang w:val="ru-RU"/>
+        </w:rPr>
+        <w:t>,</w:t>
+      </w:r>
+    </w:p>
+    <w:p>
+      <w:pPr>
+        <w:pStyle w:val="af3"/>
+        <w:rPr>
+          <w:lang w:val="ru-RU"/>
+        </w:rPr>
+      </w:pPr>
+      <w:r>
+        <w:rPr>
+          <w:lang w:val="ru-RU"/>
+        </w:rPr>
+        <w:t xml:space="preserve">    </w:t>
+      </w:r>
+      <w:proofErr w:type="spellStart"/>
+      <w:r>
+        <w:rPr>
+          <w:lang w:val="ru-RU"/>
+        </w:rPr>
+        <w:t>дата_приема_на_работу</w:t>
+      </w:r>
+      <w:proofErr w:type="spellEnd"/>
+      <w:r>
+        <w:rPr>
+          <w:lang w:val="ru-RU"/>
+        </w:rPr>
+        <w:t xml:space="preserve"> </w:t>
+      </w:r>
+      <w:r>
+        <w:t>DATE</w:t>
+      </w:r>
+      <w:r>
+        <w:rPr>
+          <w:lang w:val="ru-RU"/>
+        </w:rPr>
+        <w:t xml:space="preserve"> </w:t>
+      </w:r>
+      <w:r>
+        <w:t>NOT</w:t>
+      </w:r>
+      <w:r>
+        <w:rPr>
+          <w:lang w:val="ru-RU"/>
+        </w:rPr>
+        <w:t xml:space="preserve"> </w:t>
+      </w:r>
+      <w:r>
+        <w:t>NULL</w:t>
+      </w:r>
+      <w:r>
+        <w:rPr>
+          <w:lang w:val="ru-RU"/>
+        </w:rPr>
+        <w:t>,</w:t>
+      </w:r>
+    </w:p>
+    <w:p>
+      <w:pPr>
+        <w:pStyle w:val="af3"/>
+      </w:pPr>
+      <w:r>
+        <w:rPr>
+          <w:lang w:val="ru-RU"/>
+        </w:rPr>
+        <w:t xml:space="preserve">    </w:t>
+      </w:r>
+      <w:proofErr w:type="spellStart"/>
+      <w:r>
+        <w:t>id_Отдел</w:t>
+      </w:r>
+      <w:proofErr w:type="spellEnd"/>
+      <w:r>
+        <w:t xml:space="preserve"> INT NOT NULL,</w:t>
+      </w:r>
+    </w:p>
+    <w:p>
+      <w:pPr>
+        <w:pStyle w:val="af3"/>
+      </w:pPr>
+    </w:p>
+    <w:p>
+      <w:pPr>
+        <w:pStyle w:val="af3"/>
+      </w:pPr>
+      <w:r>
+        <w:t xml:space="preserve">    FOREIGN KEY (</w:t>
+      </w:r>
+      <w:proofErr w:type="spellStart"/>
+      <w:r>
+        <w:t>id_Личность</w:t>
+      </w:r>
+      <w:proofErr w:type="spellEnd"/>
+      <w:r>
+        <w:t>)</w:t>
+      </w:r>
+    </w:p>
+    <w:p>
+      <w:pPr>
+        <w:pStyle w:val="af3"/>
+      </w:pPr>
+      <w:r>
+        <w:t xml:space="preserve">        REFERENCES </w:t>
+      </w:r>
+      <w:proofErr w:type="spellStart"/>
+      <w:r>
+        <w:t>Личность</w:t>
+      </w:r>
+      <w:proofErr w:type="spellEnd"/>
+      <w:r>
+        <w:t>(</w:t>
+      </w:r>
+      <w:proofErr w:type="spellStart"/>
+      <w:r>
+        <w:t>id_Личность</w:t>
+      </w:r>
+      <w:proofErr w:type="spellEnd"/>
+      <w:r>
+        <w:t>),</w:t>
+      </w:r>
+    </w:p>
+    <w:p>
+      <w:pPr>
+        <w:pStyle w:val="af3"/>
+      </w:pPr>
+    </w:p>
+    <w:p>
+      <w:pPr>
+        <w:pStyle w:val="af3"/>
+      </w:pPr>
+      <w:r>
+        <w:t xml:space="preserve">    FOREIGN KEY (</w:t>
+      </w:r>
+      <w:proofErr w:type="spellStart"/>
+      <w:r>
+        <w:t>id_Отдел</w:t>
+      </w:r>
+      <w:proofErr w:type="spellEnd"/>
+      <w:r>
+        <w:t>)</w:t>
+      </w:r>
+    </w:p>
+    <w:p>
+      <w:pPr>
+        <w:pStyle w:val="af3"/>
+      </w:pPr>
+      <w:r>
+        <w:t xml:space="preserve">        REFERENCES </w:t>
+      </w:r>
+      <w:proofErr w:type="spellStart"/>
+      <w:r>
+        <w:t>Отдел</w:t>
+      </w:r>
+      <w:proofErr w:type="spellEnd"/>
+      <w:r>
+        <w:t>(</w:t>
+      </w:r>
+      <w:proofErr w:type="spellStart"/>
+      <w:r>
+        <w:t>id_Отдел</w:t>
+      </w:r>
+      <w:proofErr w:type="spellEnd"/>
+      <w:r>
+        <w:t>)</w:t>
+      </w:r>
+    </w:p>
+    <w:p>
+      <w:pPr>
+        <w:pStyle w:val="af3"/>
+      </w:pPr>
+      <w:r>
+        <w:t>);</w:t>
+      </w:r>
+    </w:p>
+    <w:p>
+      <w:pPr>
+        <w:pStyle w:val="af3"/>
+      </w:pPr>
+    </w:p>
+    <w:p>
+      <w:pPr>
+        <w:pStyle w:val="af3"/>
+      </w:pPr>
+      <w:r>
+        <w:t xml:space="preserve">CREATE TABLE </w:t>
+      </w:r>
+      <w:proofErr w:type="spellStart"/>
+      <w:r>
+        <w:t>Пользователь</w:t>
+      </w:r>
+      <w:proofErr w:type="spellEnd"/>
+      <w:r>
+        <w:t xml:space="preserve"> (</w:t>
+      </w:r>
+    </w:p>
+    <w:p>
+      <w:pPr>
+        <w:pStyle w:val="af3"/>
+      </w:pPr>
+      <w:r>
+        <w:t xml:space="preserve">    </w:t>
+      </w:r>
+      <w:proofErr w:type="spellStart"/>
+      <w:r>
+        <w:t>id_Пользователь</w:t>
+      </w:r>
+      <w:proofErr w:type="spellEnd"/>
+      <w:r>
+        <w:t xml:space="preserve"> INT </w:t>
+      </w:r>
+      <w:proofErr w:type="gramStart"/>
+      <w:r>
+        <w:t>IDENTITY(</w:t>
+      </w:r>
+      <w:proofErr w:type="gramEnd"/>
+      <w:r>
+        <w:t>1,1) PRIMARY KEY,</w:t>
+      </w:r>
+    </w:p>
+    <w:p>
+      <w:pPr>
+        <w:pStyle w:val="af3"/>
+      </w:pPr>
+      <w:r>
+        <w:t xml:space="preserve">    </w:t>
+      </w:r>
+      <w:proofErr w:type="spellStart"/>
+      <w:r>
+        <w:t>логин</w:t>
+      </w:r>
+      <w:proofErr w:type="spellEnd"/>
+      <w:r>
+        <w:t xml:space="preserve"> </w:t>
+      </w:r>
+      <w:proofErr w:type="gramStart"/>
+      <w:r>
+        <w:t>NVARCHAR(</w:t>
+      </w:r>
+      <w:proofErr w:type="gramEnd"/>
+      <w:r>
+        <w:t>100) UNIQUE NOT NULL,</w:t>
+      </w:r>
+    </w:p>
+    <w:p>
+      <w:pPr>
+        <w:pStyle w:val="af3"/>
+      </w:pPr>
+      <w:r>
+        <w:t xml:space="preserve">    </w:t>
+      </w:r>
+      <w:proofErr w:type="spellStart"/>
+      <w:r>
+        <w:t>пароль</w:t>
+      </w:r>
+      <w:proofErr w:type="spellEnd"/>
+      <w:r>
+        <w:t xml:space="preserve"> </w:t>
+      </w:r>
+      <w:proofErr w:type="gramStart"/>
+      <w:r>
+        <w:t>NVARCHAR(</w:t>
+      </w:r>
+      <w:proofErr w:type="gramEnd"/>
+      <w:r>
+        <w:t>255) NOT NULL,</w:t>
+      </w:r>
+    </w:p>
+    <w:p>
+      <w:pPr>
+        <w:pStyle w:val="af3"/>
+      </w:pPr>
+      <w:r>
+        <w:t xml:space="preserve">    </w:t>
+      </w:r>
+      <w:proofErr w:type="spellStart"/>
+      <w:r>
+        <w:t>роль</w:t>
+      </w:r>
+      <w:proofErr w:type="spellEnd"/>
+      <w:r>
+        <w:t xml:space="preserve"> </w:t>
+      </w:r>
+      <w:proofErr w:type="gramStart"/>
+      <w:r>
+        <w:t>NVARCHAR(</w:t>
+      </w:r>
+      <w:proofErr w:type="gramEnd"/>
+      <w:r>
+        <w:t>50) NOT NULL,</w:t>
+      </w:r>
+    </w:p>
+    <w:p>
+      <w:pPr>
+        <w:pStyle w:val="af3"/>
+      </w:pPr>
+      <w:r>
+        <w:t xml:space="preserve">    </w:t>
+      </w:r>
+      <w:proofErr w:type="spellStart"/>
+      <w:r>
+        <w:t>id_Личность</w:t>
+      </w:r>
+      <w:proofErr w:type="spellEnd"/>
+      <w:r>
+        <w:t xml:space="preserve"> INT UNIQUE NOT NULL,</w:t>
+      </w:r>
+    </w:p>
+    <w:p>
+      <w:pPr>
+        <w:pStyle w:val="af3"/>
+      </w:pPr>
+    </w:p>
+    <w:p>
+      <w:pPr>
+        <w:pStyle w:val="af3"/>
+        <w:rPr>
+          <w:lang w:val="ru-RU"/>
+        </w:rPr>
+      </w:pPr>
+      <w:r>
+        <w:t xml:space="preserve">    CHECK</w:t>
+      </w:r>
+      <w:r>
+        <w:rPr>
+          <w:lang w:val="ru-RU"/>
+        </w:rPr>
+        <w:t xml:space="preserve"> (роль </w:t>
+      </w:r>
+      <w:r>
+        <w:t>IN</w:t>
+      </w:r>
+      <w:r>
+        <w:rPr>
+          <w:lang w:val="ru-RU"/>
+        </w:rPr>
+        <w:t xml:space="preserve"> (</w:t>
+      </w:r>
+    </w:p>
+    <w:p>
+      <w:pPr>
+        <w:pStyle w:val="af3"/>
+        <w:rPr>
+          <w:lang w:val="ru-RU"/>
+        </w:rPr>
+      </w:pPr>
+      <w:r>
+        <w:rPr>
+          <w:lang w:val="ru-RU"/>
+        </w:rPr>
+        <w:t xml:space="preserve">        </w:t>
+      </w:r>
+      <w:r>
+        <w:t>N</w:t>
+      </w:r>
+      <w:r>
+        <w:rPr>
+          <w:lang w:val="ru-RU"/>
+        </w:rPr>
+        <w:t>'администратор',</w:t>
+      </w:r>
+    </w:p>
+    <w:p>
+      <w:pPr>
+        <w:pStyle w:val="af3"/>
+        <w:rPr>
+          <w:lang w:val="ru-RU"/>
+        </w:rPr>
+      </w:pPr>
+      <w:r>
+        <w:rPr>
+          <w:lang w:val="ru-RU"/>
+        </w:rPr>
+        <w:t xml:space="preserve">        </w:t>
+      </w:r>
+      <w:r>
+        <w:t>N</w:t>
+      </w:r>
+      <w:r>
+        <w:rPr>
+          <w:lang w:val="ru-RU"/>
+        </w:rPr>
+        <w:t>'библиотекарь'</w:t>
+      </w:r>
+    </w:p>
+    <w:p>
+      <w:pPr>
+        <w:pStyle w:val="af3"/>
+        <w:rPr>
+          <w:lang w:val="ru-RU"/>
+        </w:rPr>
+      </w:pPr>
+      <w:r>
+        <w:rPr>
+          <w:lang w:val="ru-RU"/>
+        </w:rPr>
+        <w:t xml:space="preserve">    )),</w:t>
+      </w:r>
+    </w:p>
+    <w:p>
+      <w:pPr>
+        <w:pStyle w:val="af3"/>
+        <w:rPr>
+          <w:lang w:val="ru-RU"/>
+        </w:rPr>
+      </w:pPr>
+    </w:p>
+    <w:p>
+      <w:pPr>
+        <w:pStyle w:val="af3"/>
+      </w:pPr>
+      <w:r>
+        <w:rPr>
+          <w:lang w:val="ru-RU"/>
+        </w:rPr>
+        <w:t xml:space="preserve">    </w:t>
+      </w:r>
+      <w:r>
+        <w:t>FOREIGN KEY (</w:t>
+      </w:r>
+      <w:proofErr w:type="spellStart"/>
+      <w:r>
+        <w:t>id_Личность</w:t>
+      </w:r>
+      <w:proofErr w:type="spellEnd"/>
+      <w:r>
+        <w:t>)</w:t>
+      </w:r>
+    </w:p>
+    <w:p>
+      <w:pPr>
+        <w:pStyle w:val="af3"/>
+      </w:pPr>
+      <w:r>
+        <w:t xml:space="preserve">        REFERENCES </w:t>
+      </w:r>
+      <w:proofErr w:type="spellStart"/>
+      <w:r>
+        <w:t>Личность</w:t>
+      </w:r>
+      <w:proofErr w:type="spellEnd"/>
+      <w:r>
+        <w:t>(</w:t>
+      </w:r>
+      <w:proofErr w:type="spellStart"/>
+      <w:r>
+        <w:t>id_Личность</w:t>
+      </w:r>
+      <w:proofErr w:type="spellEnd"/>
+      <w:r>
+        <w:t>)</w:t>
+      </w:r>
+    </w:p>
+    <w:p>
+      <w:pPr>
+        <w:pStyle w:val="af3"/>
+      </w:pPr>
+      <w:r>
+        <w:t>);</w:t>
+      </w:r>
+    </w:p>
+    <w:p>
+      <w:pPr>
+        <w:pStyle w:val="af3"/>
+      </w:pPr>
+    </w:p>
+    <w:p>
+      <w:pPr>
+        <w:pStyle w:val="af3"/>
+      </w:pPr>
+      <w:r>
+        <w:t xml:space="preserve">CREATE TABLE </w:t>
+      </w:r>
+      <w:proofErr w:type="spellStart"/>
+      <w:r>
+        <w:t>Выдача</w:t>
+      </w:r>
+      <w:proofErr w:type="spellEnd"/>
+      <w:r>
+        <w:t xml:space="preserve"> (</w:t>
+      </w:r>
+    </w:p>
+    <w:p>
+      <w:pPr>
+        <w:pStyle w:val="af3"/>
+      </w:pPr>
+      <w:r>
+        <w:t xml:space="preserve">    </w:t>
+      </w:r>
+      <w:proofErr w:type="spellStart"/>
+      <w:r>
+        <w:t>id_Выдача</w:t>
+      </w:r>
+      <w:proofErr w:type="spellEnd"/>
+      <w:r>
+        <w:t xml:space="preserve"> INT </w:t>
+      </w:r>
+      <w:proofErr w:type="gramStart"/>
+      <w:r>
+        <w:t>IDENTITY(</w:t>
+      </w:r>
+      <w:proofErr w:type="gramEnd"/>
+      <w:r>
+        <w:t>1,1) PRIMARY KEY,</w:t>
+      </w:r>
+    </w:p>
+    <w:p>
+      <w:pPr>
+        <w:pStyle w:val="af3"/>
+      </w:pPr>
+      <w:r>
+        <w:t xml:space="preserve">    </w:t>
+      </w:r>
+      <w:proofErr w:type="spellStart"/>
+      <w:r>
+        <w:t>дата_выдачи</w:t>
+      </w:r>
+      <w:proofErr w:type="spellEnd"/>
+      <w:r>
+        <w:t xml:space="preserve"> DATE NOT NULL,</w:t>
+      </w:r>
+    </w:p>
+    <w:p>
+      <w:pPr>
+        <w:pStyle w:val="af3"/>
+        <w:rPr>
+          <w:lang w:val="ru-RU"/>
+        </w:rPr>
+      </w:pPr>
+      <w:r>
+        <w:t xml:space="preserve">    </w:t>
+      </w:r>
+      <w:proofErr w:type="spellStart"/>
+      <w:r>
+        <w:rPr>
+          <w:lang w:val="ru-RU"/>
+        </w:rPr>
+        <w:t>срок_возврата</w:t>
+      </w:r>
+      <w:proofErr w:type="spellEnd"/>
+      <w:r>
+        <w:rPr>
+          <w:lang w:val="ru-RU"/>
+        </w:rPr>
+        <w:t xml:space="preserve"> </w:t>
+      </w:r>
+      <w:r>
+        <w:t>DATE</w:t>
+      </w:r>
+      <w:r>
+        <w:rPr>
+          <w:lang w:val="ru-RU"/>
+        </w:rPr>
+        <w:t xml:space="preserve"> </w:t>
+      </w:r>
+      <w:r>
+        <w:t>NOT</w:t>
+      </w:r>
+      <w:r>
+        <w:rPr>
+          <w:lang w:val="ru-RU"/>
+        </w:rPr>
+        <w:t xml:space="preserve"> </w:t>
+      </w:r>
+      <w:r>
+        <w:t>NULL</w:t>
+      </w:r>
+      <w:r>
+        <w:rPr>
+          <w:lang w:val="ru-RU"/>
+        </w:rPr>
+        <w:t>,</w:t>
+      </w:r>
+    </w:p>
+    <w:p>
+      <w:pPr>
+        <w:pStyle w:val="af3"/>
+        <w:rPr>
+          <w:lang w:val="ru-RU"/>
+        </w:rPr>
+      </w:pPr>
+      <w:r>
+        <w:rPr>
+          <w:lang w:val="ru-RU"/>
+        </w:rPr>
+        <w:t xml:space="preserve">    </w:t>
+      </w:r>
+      <w:proofErr w:type="spellStart"/>
+      <w:r>
+        <w:rPr>
+          <w:lang w:val="ru-RU"/>
+        </w:rPr>
+        <w:t>дата_возврата</w:t>
+      </w:r>
+      <w:proofErr w:type="spellEnd"/>
+      <w:r>
+        <w:rPr>
+          <w:lang w:val="ru-RU"/>
+        </w:rPr>
+        <w:t xml:space="preserve"> </w:t>
+      </w:r>
+      <w:r>
+        <w:t>DATE</w:t>
+      </w:r>
+      <w:r>
+        <w:rPr>
+          <w:lang w:val="ru-RU"/>
+        </w:rPr>
+        <w:t xml:space="preserve"> </w:t>
+      </w:r>
+      <w:r>
+        <w:t>NULL</w:t>
+      </w:r>
+      <w:r>
+        <w:rPr>
+          <w:lang w:val="ru-RU"/>
+        </w:rPr>
+        <w:t>,</w:t>
+      </w:r>
+    </w:p>
+    <w:p>
+      <w:pPr>
+        <w:pStyle w:val="af3"/>
+      </w:pPr>
+      <w:r>
+        <w:rPr>
+          <w:lang w:val="ru-RU"/>
+        </w:rPr>
+        <w:t xml:space="preserve">    </w:t>
+      </w:r>
+      <w:proofErr w:type="spellStart"/>
+      <w:r>
+        <w:t>id_Экземпляр</w:t>
+      </w:r>
+      <w:proofErr w:type="spellEnd"/>
+      <w:r>
+        <w:t xml:space="preserve"> INT NOT NULL,</w:t>
+      </w:r>
+    </w:p>
+    <w:p>
+      <w:pPr>
+        <w:pStyle w:val="af3"/>
+      </w:pPr>
+      <w:r>
+        <w:t xml:space="preserve">    </w:t>
+      </w:r>
+      <w:proofErr w:type="spellStart"/>
+      <w:r>
+        <w:t>id_Читатель</w:t>
+      </w:r>
+      <w:proofErr w:type="spellEnd"/>
+      <w:r>
+        <w:t xml:space="preserve"> INT NOT NULL,</w:t>
+      </w:r>
+    </w:p>
+    <w:p>
+      <w:pPr>
+        <w:pStyle w:val="af3"/>
+      </w:pPr>
+      <w:r>
+        <w:t xml:space="preserve">    </w:t>
+      </w:r>
+      <w:proofErr w:type="spellStart"/>
+      <w:r>
+        <w:t>id_Сотрудник</w:t>
+      </w:r>
+      <w:proofErr w:type="spellEnd"/>
+      <w:r>
+        <w:t xml:space="preserve"> INT NOT NULL,</w:t>
+      </w:r>
+    </w:p>
+    <w:p>
+      <w:pPr>
+        <w:pStyle w:val="af3"/>
+      </w:pPr>
+    </w:p>
+    <w:p>
+      <w:pPr>
+        <w:pStyle w:val="af3"/>
+      </w:pPr>
+      <w:r>
+        <w:t xml:space="preserve">    FOREIGN KEY (</w:t>
+      </w:r>
+      <w:proofErr w:type="spellStart"/>
+      <w:r>
+        <w:t>id_Экземпляр</w:t>
+      </w:r>
+      <w:proofErr w:type="spellEnd"/>
+      <w:r>
+        <w:t>)</w:t>
+      </w:r>
+    </w:p>
+    <w:p>
+      <w:pPr>
+        <w:pStyle w:val="af3"/>
+      </w:pPr>
+      <w:r>
+        <w:t xml:space="preserve">        REFERENCES Физический_Экземпляр(</w:t>
+      </w:r>
+      <w:proofErr w:type="spellStart"/>
+      <w:r>
+        <w:t>id_Экземпляр</w:t>
+      </w:r>
+      <w:proofErr w:type="spellEnd"/>
+      <w:r>
+        <w:t>),</w:t>
+      </w:r>
+    </w:p>
+    <w:p>
+      <w:pPr>
+        <w:pStyle w:val="af3"/>
+      </w:pPr>
+    </w:p>
+    <w:p>
+      <w:pPr>
+        <w:pStyle w:val="af3"/>
+      </w:pPr>
+      <w:r>
+        <w:t xml:space="preserve">    FOREIGN KEY (</w:t>
+      </w:r>
+      <w:proofErr w:type="spellStart"/>
+      <w:r>
+        <w:t>id_Читатель</w:t>
+      </w:r>
+      <w:proofErr w:type="spellEnd"/>
+      <w:r>
+        <w:t>)</w:t>
+      </w:r>
+    </w:p>
+    <w:p>
+      <w:pPr>
+        <w:pStyle w:val="af3"/>
+      </w:pPr>
+      <w:r>
+        <w:t xml:space="preserve">        REFERENCES </w:t>
+      </w:r>
+      <w:proofErr w:type="spellStart"/>
+      <w:r>
+        <w:t>Читатель</w:t>
+      </w:r>
+      <w:proofErr w:type="spellEnd"/>
+      <w:r>
+        <w:t>(</w:t>
+      </w:r>
+      <w:proofErr w:type="spellStart"/>
+      <w:r>
+        <w:t>id_Личность</w:t>
+      </w:r>
+      <w:proofErr w:type="spellEnd"/>
+      <w:r>
+        <w:t>),</w:t>
+      </w:r>
+    </w:p>
+    <w:p>
+      <w:pPr>
+        <w:pStyle w:val="af3"/>
+      </w:pPr>
+    </w:p>
+    <w:p>
+      <w:pPr>
+        <w:pStyle w:val="af3"/>
+      </w:pPr>
+      <w:r>
+        <w:t xml:space="preserve">    FOREIGN KEY (</w:t>
+      </w:r>
+      <w:proofErr w:type="spellStart"/>
+      <w:r>
+        <w:t>id_Сотрудник</w:t>
+      </w:r>
+      <w:proofErr w:type="spellEnd"/>
+      <w:r>
+        <w:t>)</w:t>
+      </w:r>
+    </w:p>
+    <w:p>
+      <w:pPr>
+        <w:pStyle w:val="af3"/>
+        <w:rPr>
+          <w:lang w:val="ru-RU"/>
+        </w:rPr>
+      </w:pPr>
+      <w:r>
+        <w:t xml:space="preserve">        REFERENCES</w:t>
+      </w:r>
+      <w:r>
+        <w:rPr>
+          <w:lang w:val="ru-RU"/>
+        </w:rPr>
+        <w:t xml:space="preserve"> Сотрудник(</w:t>
+      </w:r>
+      <w:r>
+        <w:t>id</w:t>
+      </w:r>
+      <w:r>
+        <w:rPr>
+          <w:lang w:val="ru-RU"/>
+        </w:rPr>
+        <w:t>_Личность)</w:t>
+      </w:r>
+    </w:p>
+    <w:p>
+      <w:pPr>
+        <w:pStyle w:val="af3"/>
+        <w:rPr>
+          <w:lang w:val="ru-RU"/>
+        </w:rPr>
+      </w:pPr>
+      <w:r>
+        <w:rPr>
+          <w:lang w:val="ru-RU"/>
+        </w:rPr>
+        <w:t>);</w:t>
+      </w:r>
+    </w:p>
+    <w:p>
+      <w:pPr>
+        <w:pStyle w:val="af3"/>
+        <w:rPr>
+          <w:lang w:val="ru-RU"/>
+        </w:rPr>
+      </w:pPr>
+    </w:p>
+    <w:p>
+      <w:pPr>
+        <w:pStyle w:val="af3"/>
+        <w:rPr>
+          <w:lang w:val="ru-RU"/>
+        </w:rPr>
+      </w:pPr>
+      <w:r>
+        <w:t>CREATE</w:t>
+      </w:r>
+      <w:r>
+        <w:rPr>
+          <w:lang w:val="ru-RU"/>
+        </w:rPr>
+        <w:t xml:space="preserve"> </w:t>
+      </w:r>
+      <w:r>
+        <w:t>TABLE</w:t>
+      </w:r>
+      <w:r>
+        <w:rPr>
+          <w:lang w:val="ru-RU"/>
+        </w:rPr>
+        <w:t xml:space="preserve"> </w:t>
+      </w:r>
+      <w:proofErr w:type="spellStart"/>
+      <w:r>
+        <w:rPr>
+          <w:lang w:val="ru-RU"/>
+        </w:rPr>
+        <w:t>Движение_Фонда</w:t>
+      </w:r>
+      <w:proofErr w:type="spellEnd"/>
+      <w:r>
+        <w:rPr>
+          <w:lang w:val="ru-RU"/>
+        </w:rPr>
+        <w:t xml:space="preserve"> (</w:t>
+      </w:r>
+    </w:p>
+    <w:p>
+      <w:pPr>
+        <w:pStyle w:val="af3"/>
+      </w:pPr>
+      <w:r>
+        <w:rPr>
+          <w:lang w:val="ru-RU"/>
+        </w:rPr>
+        <w:t xml:space="preserve">    </w:t>
+      </w:r>
+      <w:proofErr w:type="spellStart"/>
+      <w:r>
+        <w:t>id_Движение</w:t>
+      </w:r>
+      <w:proofErr w:type="spellEnd"/>
+      <w:r>
+        <w:t xml:space="preserve"> INT </w:t>
+      </w:r>
+      <w:proofErr w:type="gramStart"/>
+      <w:r>
+        <w:t>IDENTITY(</w:t>
+      </w:r>
+      <w:proofErr w:type="gramEnd"/>
+      <w:r>
+        <w:t>1,1) PRIMARY KEY,</w:t>
+      </w:r>
+    </w:p>
+    <w:p>
+      <w:pPr>
+        <w:pStyle w:val="af3"/>
+      </w:pPr>
+      <w:r>
+        <w:t xml:space="preserve">    </w:t>
+      </w:r>
+      <w:proofErr w:type="spellStart"/>
+      <w:r>
+        <w:t>тип_операции</w:t>
+      </w:r>
+      <w:proofErr w:type="spellEnd"/>
+      <w:r>
+        <w:t xml:space="preserve"> </w:t>
+      </w:r>
+      <w:proofErr w:type="gramStart"/>
+      <w:r>
+        <w:t>NVARCHAR(</w:t>
+      </w:r>
+      <w:proofErr w:type="gramEnd"/>
+      <w:r>
+        <w:t>50) NOT NULL,</w:t>
+      </w:r>
+    </w:p>
+    <w:p>
+      <w:pPr>
+        <w:pStyle w:val="af3"/>
+      </w:pPr>
+      <w:r>
+        <w:t xml:space="preserve">    </w:t>
+      </w:r>
+      <w:proofErr w:type="spellStart"/>
+      <w:r>
+        <w:t>дата_операции</w:t>
+      </w:r>
+      <w:proofErr w:type="spellEnd"/>
+      <w:r>
+        <w:t xml:space="preserve"> DATE NOT NULL,</w:t>
+      </w:r>
+    </w:p>
+    <w:p>
+      <w:pPr>
+        <w:pStyle w:val="af3"/>
+      </w:pPr>
+      <w:r>
+        <w:t xml:space="preserve">    </w:t>
+      </w:r>
+      <w:proofErr w:type="spellStart"/>
+      <w:r>
+        <w:t>примечание</w:t>
+      </w:r>
+      <w:proofErr w:type="spellEnd"/>
+      <w:r>
+        <w:t xml:space="preserve"> NVARCHAR(MAX) NULL,</w:t>
+      </w:r>
+    </w:p>
+    <w:p>
+      <w:pPr>
+        <w:pStyle w:val="af3"/>
+      </w:pPr>
+      <w:r>
+        <w:t xml:space="preserve">    </w:t>
+      </w:r>
+      <w:proofErr w:type="spellStart"/>
+      <w:r>
+        <w:t>id_Экземпляр</w:t>
+      </w:r>
+      <w:proofErr w:type="spellEnd"/>
+      <w:r>
+        <w:t xml:space="preserve"> INT NOT NULL,</w:t>
+      </w:r>
+    </w:p>
+    <w:p>
+      <w:pPr>
+        <w:pStyle w:val="af3"/>
+      </w:pPr>
+      <w:r>
+        <w:t xml:space="preserve">    </w:t>
+      </w:r>
+      <w:proofErr w:type="spellStart"/>
+      <w:r>
+        <w:t>id_Сотрудник</w:t>
+      </w:r>
+      <w:proofErr w:type="spellEnd"/>
+      <w:r>
+        <w:t xml:space="preserve"> INT NOT NULL,</w:t>
+      </w:r>
+    </w:p>
+    <w:p>
+      <w:pPr>
+        <w:pStyle w:val="af3"/>
+      </w:pPr>
+    </w:p>
+    <w:p>
+      <w:pPr>
+        <w:pStyle w:val="af3"/>
+        <w:rPr>
+          <w:lang w:val="ru-RU"/>
+        </w:rPr>
+      </w:pPr>
+      <w:r>
+        <w:t xml:space="preserve">    CHECK</w:t>
+      </w:r>
+      <w:r>
+        <w:rPr>
+          <w:lang w:val="ru-RU"/>
+        </w:rPr>
+        <w:t xml:space="preserve"> (</w:t>
+      </w:r>
+      <w:proofErr w:type="spellStart"/>
+      <w:r>
+        <w:rPr>
+          <w:lang w:val="ru-RU"/>
+        </w:rPr>
+        <w:t>тип_операции</w:t>
+      </w:r>
+      <w:proofErr w:type="spellEnd"/>
+      <w:r>
+        <w:rPr>
+          <w:lang w:val="ru-RU"/>
+        </w:rPr>
+        <w:t xml:space="preserve"> </w:t>
+      </w:r>
+      <w:r>
+        <w:t>IN</w:t>
+      </w:r>
+      <w:r>
+        <w:rPr>
+          <w:lang w:val="ru-RU"/>
+        </w:rPr>
+        <w:t xml:space="preserve"> (</w:t>
+      </w:r>
+    </w:p>
+    <w:p>
+      <w:pPr>
+        <w:pStyle w:val="af3"/>
+        <w:rPr>
+          <w:lang w:val="ru-RU"/>
+        </w:rPr>
+      </w:pPr>
+      <w:r>
+        <w:rPr>
+          <w:lang w:val="ru-RU"/>
+        </w:rPr>
+        <w:t xml:space="preserve">        </w:t>
+      </w:r>
+      <w:r>
+        <w:t>N</w:t>
+      </w:r>
+      <w:r>
+        <w:rPr>
+          <w:lang w:val="ru-RU"/>
+        </w:rPr>
+        <w:t>'поступление',</w:t>
+      </w:r>
+    </w:p>
+    <w:p>
+      <w:pPr>
+        <w:pStyle w:val="af3"/>
+        <w:rPr>
+          <w:lang w:val="ru-RU"/>
+        </w:rPr>
+      </w:pPr>
+      <w:r>
+        <w:rPr>
+          <w:lang w:val="ru-RU"/>
+        </w:rPr>
+        <w:t xml:space="preserve">        </w:t>
+      </w:r>
+      <w:r>
+        <w:t>N</w:t>
+      </w:r>
+      <w:r>
+        <w:rPr>
+          <w:lang w:val="ru-RU"/>
+        </w:rPr>
+        <w:t>'перемещение',</w:t>
+      </w:r>
+    </w:p>
+    <w:p>
+      <w:pPr>
+        <w:pStyle w:val="af3"/>
+        <w:rPr>
+          <w:lang w:val="ru-RU"/>
+        </w:rPr>
+      </w:pPr>
+      <w:r>
+        <w:rPr>
+          <w:lang w:val="ru-RU"/>
+        </w:rPr>
+        <w:t xml:space="preserve">        </w:t>
+      </w:r>
+      <w:r>
+        <w:t>N</w:t>
+      </w:r>
+      <w:r>
+        <w:rPr>
+          <w:lang w:val="ru-RU"/>
+        </w:rPr>
+        <w:t>'списание'</w:t>
+      </w:r>
+    </w:p>
+    <w:p>
+      <w:pPr>
+        <w:pStyle w:val="af3"/>
+        <w:rPr>
+          <w:lang w:val="ru-RU"/>
+        </w:rPr>
+      </w:pPr>
+      <w:r>
+        <w:rPr>
+          <w:lang w:val="ru-RU"/>
+        </w:rPr>
+        <w:t xml:space="preserve">    )),</w:t>
+      </w:r>
+    </w:p>
+    <w:p>
+      <w:pPr>
+        <w:pStyle w:val="af3"/>
+        <w:rPr>
+          <w:lang w:val="ru-RU"/>
+        </w:rPr>
+      </w:pPr>
+    </w:p>
+    <w:p>
+      <w:pPr>
+        <w:pStyle w:val="af3"/>
+        <w:rPr>
+          <w:lang w:val="ru-RU"/>
+        </w:rPr>
+      </w:pPr>
+      <w:r>
+        <w:rPr>
+          <w:lang w:val="ru-RU"/>
+        </w:rPr>
+        <w:t xml:space="preserve">    </w:t>
+      </w:r>
+      <w:r>
+        <w:t>FOREIGN</w:t>
+      </w:r>
+      <w:r>
+        <w:rPr>
+          <w:lang w:val="ru-RU"/>
+        </w:rPr>
+        <w:t xml:space="preserve"> </w:t>
+      </w:r>
+      <w:r>
+        <w:t>KEY</w:t>
+      </w:r>
+      <w:r>
+        <w:rPr>
+          <w:lang w:val="ru-RU"/>
+        </w:rPr>
+        <w:t xml:space="preserve"> (</w:t>
+      </w:r>
+      <w:r>
+        <w:t>id</w:t>
+      </w:r>
+      <w:r>
+        <w:rPr>
+          <w:lang w:val="ru-RU"/>
+        </w:rPr>
+        <w:t>_Экземпляр)</w:t>
+      </w:r>
+    </w:p>
+    <w:p>
+      <w:pPr>
+        <w:pStyle w:val="af3"/>
+        <w:rPr>
+          <w:lang w:val="ru-RU"/>
+        </w:rPr>
+      </w:pPr>
+      <w:r>
+        <w:rPr>
+          <w:lang w:val="ru-RU"/>
+        </w:rPr>
+        <w:t xml:space="preserve">        </w:t>
+      </w:r>
+      <w:r>
+        <w:t>REFERENCES</w:t>
+      </w:r>
+      <w:r>
+        <w:rPr>
+          <w:lang w:val="ru-RU"/>
+        </w:rPr>
+        <w:t xml:space="preserve"> Физический_Экземпляр(</w:t>
+      </w:r>
+      <w:r>
+        <w:t>id</w:t>
+      </w:r>
+      <w:r>
+        <w:rPr>
+          <w:lang w:val="ru-RU"/>
+        </w:rPr>
+        <w:t>_Экземпляр),</w:t>
+      </w:r>
+    </w:p>
+    <w:p>
+      <w:pPr>
+        <w:pStyle w:val="af3"/>
+        <w:rPr>
+          <w:lang w:val="ru-RU"/>
+        </w:rPr>
+      </w:pPr>
+    </w:p>
+    <w:p>
+      <w:pPr>
+        <w:pStyle w:val="af3"/>
+        <w:rPr>
+          <w:lang w:val="ru-RU"/>
+        </w:rPr>
+      </w:pPr>
+      <w:r>
+        <w:rPr>
+          <w:lang w:val="ru-RU"/>
+        </w:rPr>
+        <w:t xml:space="preserve">    </w:t>
+      </w:r>
+      <w:r>
+        <w:t>FOREIGN</w:t>
+      </w:r>
+      <w:r>
+        <w:rPr>
+          <w:lang w:val="ru-RU"/>
+        </w:rPr>
+        <w:t xml:space="preserve"> </w:t>
+      </w:r>
+      <w:r>
+        <w:t>KEY</w:t>
+      </w:r>
+      <w:r>
+        <w:rPr>
+          <w:lang w:val="ru-RU"/>
+        </w:rPr>
+        <w:t xml:space="preserve"> (</w:t>
+      </w:r>
+      <w:r>
+        <w:t>id</w:t>
+      </w:r>
+      <w:r>
+        <w:rPr>
+          <w:lang w:val="ru-RU"/>
+        </w:rPr>
+        <w:t>_Сотрудник)</w:t>
+      </w:r>
+    </w:p>
+    <w:p>
+      <w:pPr>
+        <w:pStyle w:val="af3"/>
+        <w:rPr>
+          <w:lang w:val="ru-RU"/>
+        </w:rPr>
+      </w:pPr>
+      <w:r>
+        <w:rPr>
+          <w:lang w:val="ru-RU"/>
+        </w:rPr>
+        <w:t xml:space="preserve">        </w:t>
+      </w:r>
+      <w:r>
+        <w:t>REFERENCES</w:t>
+      </w:r>
+      <w:r>
+        <w:rPr>
+          <w:lang w:val="ru-RU"/>
+        </w:rPr>
+        <w:t xml:space="preserve"> Сотрудник(</w:t>
+      </w:r>
+      <w:r>
+        <w:t>id</w:t>
+      </w:r>
+      <w:r>
+        <w:rPr>
+          <w:lang w:val="ru-RU"/>
+        </w:rPr>
+        <w:t>_Личность)</w:t>
+      </w:r>
+    </w:p>
+    <w:p>
+      <w:pPr>
+        <w:pStyle w:val="af3"/>
+        <w:rPr>
+          <w:lang w:val="ru-RU"/>
+        </w:rPr>
+      </w:pPr>
+      <w:r>
+        <w:rPr>
+          <w:rFonts w:ascii="Times New Roman" w:hAnsi="Times New Roman"/>
+          <w:sz w:val="28"/>
+          <w:lang w:val="ru-RU"/>
+        </w:rPr>
+        <w:t>);</w:t>
       </w:r>
     </w:p>
     <w:p>
@@ -1782,6 +7007,32 @@
       <w:lang w:eastAsia="ar-SA"/>
     </w:rPr>
   </w:style>
+  <w:style w:type="paragraph" w:customStyle="1" w:styleId="af3">
+    <w:name w:val="Код"/>
+    <w:link w:val="af4"/>
+    <w:qFormat/>
+    <w:rsid w:val="007D3B02"/>
+    <w:rPr>
+      <w:rFonts w:ascii="Courier New" w:eastAsia="Lucida Sans Unicode" w:hAnsi="Courier New"/>
+      <w:kern w:val="2"/>
+      <w:sz w:val="24"/>
+      <w:szCs w:val="24"/>
+      <w:lang w:val="en-US" w:eastAsia="ar-SA"/>
+    </w:rPr>
+  </w:style>
+  <w:style w:type="character" w:customStyle="1" w:styleId="af4">
+    <w:name w:val="Код Знак"/>
+    <w:basedOn w:val="a0"/>
+    <w:link w:val="af3"/>
+    <w:rsid w:val="007D3B02"/>
+    <w:rPr>
+      <w:rFonts w:ascii="Courier New" w:eastAsia="Lucida Sans Unicode" w:hAnsi="Courier New"/>
+      <w:kern w:val="2"/>
+      <w:sz w:val="24"/>
+      <w:szCs w:val="24"/>
+      <w:lang w:val="en-US" w:eastAsia="ar-SA"/>
+    </w:rPr>
+  </w:style>
 </w:styles>
 </file>
 

--- a/ЕСПД_ДОКУМЕНТАЦИЯ/7. Текст программы.docx
+++ b/ЕСПД_ДОКУМЕНТАЦИЯ/7. Текст программы.docx
@@ -407,7 +407,6 @@
           <w:b/>
           <w:bCs/>
           <w:szCs w:val="28"/>
-          <w:lang w:val="en-US"/>
         </w:rPr>
       </w:pPr>
       <w:r>
@@ -423,7 +422,6 @@
           <w:b/>
           <w:bCs/>
           <w:szCs w:val="28"/>
-          <w:lang w:val="en-US"/>
         </w:rPr>
         <w:t xml:space="preserve"> </w:t>
       </w:r>
@@ -434,7 +432,6 @@
         <w:rPr>
           <w:b/>
           <w:szCs w:val="28"/>
-          <w:lang w:val="en-US"/>
         </w:rPr>
       </w:pPr>
     </w:p>
@@ -445,7 +442,6 @@
         <w:jc w:val="center"/>
         <w:rPr>
           <w:szCs w:val="28"/>
-          <w:lang w:val="en-US"/>
         </w:rPr>
       </w:pPr>
     </w:p>
@@ -456,7 +452,6 @@
         <w:jc w:val="center"/>
         <w:rPr>
           <w:szCs w:val="28"/>
-          <w:lang w:val="en-US"/>
         </w:rPr>
       </w:pPr>
     </w:p>
@@ -467,7 +462,6 @@
         <w:jc w:val="center"/>
         <w:rPr>
           <w:szCs w:val="28"/>
-          <w:lang w:val="en-US"/>
         </w:rPr>
       </w:pPr>
     </w:p>
@@ -478,7 +472,6 @@
         <w:jc w:val="center"/>
         <w:rPr>
           <w:szCs w:val="28"/>
-          <w:lang w:val="en-US"/>
         </w:rPr>
       </w:pPr>
     </w:p>
@@ -489,7 +482,6 @@
         <w:jc w:val="center"/>
         <w:rPr>
           <w:szCs w:val="28"/>
-          <w:lang w:val="en-US"/>
         </w:rPr>
       </w:pPr>
     </w:p>
@@ -500,7 +492,6 @@
         <w:jc w:val="center"/>
         <w:rPr>
           <w:szCs w:val="28"/>
-          <w:lang w:val="en-US"/>
         </w:rPr>
       </w:pPr>
     </w:p>
@@ -511,7 +502,6 @@
         <w:jc w:val="center"/>
         <w:rPr>
           <w:szCs w:val="28"/>
-          <w:lang w:val="en-US"/>
         </w:rPr>
       </w:pPr>
     </w:p>
@@ -522,7 +512,6 @@
         <w:jc w:val="center"/>
         <w:rPr>
           <w:szCs w:val="28"/>
-          <w:lang w:val="en-US"/>
         </w:rPr>
       </w:pPr>
     </w:p>
@@ -533,7 +522,6 @@
         <w:jc w:val="center"/>
         <w:rPr>
           <w:szCs w:val="28"/>
-          <w:lang w:val="en-US"/>
         </w:rPr>
       </w:pPr>
     </w:p>
@@ -544,7 +532,6 @@
         <w:jc w:val="center"/>
         <w:rPr>
           <w:szCs w:val="28"/>
-          <w:lang w:val="en-US"/>
         </w:rPr>
       </w:pPr>
     </w:p>
@@ -555,7 +542,6 @@
         <w:jc w:val="center"/>
         <w:rPr>
           <w:szCs w:val="28"/>
-          <w:lang w:val="en-US"/>
         </w:rPr>
       </w:pPr>
     </w:p>
@@ -566,7 +552,6 @@
         <w:jc w:val="center"/>
         <w:rPr>
           <w:szCs w:val="28"/>
-          <w:lang w:val="en-US"/>
         </w:rPr>
       </w:pPr>
     </w:p>
@@ -577,7 +562,6 @@
         <w:jc w:val="center"/>
         <w:rPr>
           <w:szCs w:val="28"/>
-          <w:lang w:val="en-US"/>
         </w:rPr>
       </w:pPr>
     </w:p>
@@ -588,7 +572,6 @@
         <w:jc w:val="center"/>
         <w:rPr>
           <w:szCs w:val="28"/>
-          <w:lang w:val="en-US"/>
         </w:rPr>
       </w:pPr>
     </w:p>
@@ -599,7 +582,6 @@
         <w:jc w:val="center"/>
         <w:rPr>
           <w:szCs w:val="28"/>
-          <w:lang w:val="en-US"/>
         </w:rPr>
       </w:pPr>
     </w:p>
@@ -614,31 +596,36 @@
           <w:rFonts w:eastAsiaTheme="majorEastAsia"/>
           <w:b/>
           <w:bCs/>
-          <w:lang w:val="en-US"/>
-        </w:rPr>
-      </w:pPr>
-      <w:r>
-        <w:rPr>
-          <w:lang w:val="en-US"/>
-        </w:rPr>
+        </w:rPr>
+      </w:pPr>
+      <w:r>
         <w:br w:type="page"/>
       </w:r>
     </w:p>
     <w:p>
       <w:pPr>
         <w:pStyle w:val="afb"/>
+        <w:rPr>
+          <w:lang w:val="ru-RU"/>
+        </w:rPr>
       </w:pPr>
       <w:r>
         <w:lastRenderedPageBreak/>
         <w:t>CREATE</w:t>
       </w:r>
       <w:r>
+        <w:rPr>
+          <w:lang w:val="ru-RU"/>
+        </w:rPr>
         <w:t xml:space="preserve"> </w:t>
       </w:r>
       <w:r>
         <w:t>TABLE</w:t>
       </w:r>
       <w:r>
+        <w:rPr>
+          <w:lang w:val="ru-RU"/>
+        </w:rPr>
         <w:t xml:space="preserve"> </w:t>
       </w:r>
       <w:r>
@@ -648,6 +635,9 @@
         <w:t>Ресурс</w:t>
       </w:r>
       <w:r>
+        <w:rPr>
+          <w:lang w:val="ru-RU"/>
+        </w:rPr>
         <w:t xml:space="preserve"> (</w:t>
       </w:r>
     </w:p>
@@ -656,6 +646,9 @@
         <w:pStyle w:val="afb"/>
       </w:pPr>
       <w:r>
+        <w:rPr>
+          <w:lang w:val="ru-RU"/>
+        </w:rPr>
         <w:t xml:space="preserve">    </w:t>
       </w:r>
       <w:proofErr w:type="spellStart"/>
@@ -3277,9 +3270,6 @@
     <w:p>
       <w:pPr>
         <w:pStyle w:val="afb"/>
-        <w:rPr>
-          <w:lang w:val="ru-RU"/>
-        </w:rPr>
       </w:pPr>
       <w:r>
         <w:rPr>
@@ -3291,12 +3281,8 @@
         <w:t>id</w:t>
       </w:r>
       <w:r>
-        <w:rPr>
-          <w:lang w:val="ru-RU"/>
-        </w:rPr>
         <w:t>_</w:t>
       </w:r>
-      <w:proofErr w:type="spellStart"/>
       <w:r>
         <w:rPr>
           <w:lang w:val="ru-RU"/>
@@ -3304,9 +3290,6 @@
         <w:t>Электронный</w:t>
       </w:r>
       <w:r>
-        <w:rPr>
-          <w:lang w:val="ru-RU"/>
-        </w:rPr>
         <w:t>_</w:t>
       </w:r>
       <w:r>
@@ -3315,20 +3298,13 @@
         </w:rPr>
         <w:t>Ресурс</w:t>
       </w:r>
-      <w:proofErr w:type="spellEnd"/>
-      <w:r>
-        <w:rPr>
-          <w:lang w:val="ru-RU"/>
-        </w:rPr>
+      <w:r>
         <w:t xml:space="preserve"> </w:t>
       </w:r>
       <w:r>
         <w:t>INT</w:t>
       </w:r>
       <w:r>
-        <w:rPr>
-          <w:lang w:val="ru-RU"/>
-        </w:rPr>
         <w:t xml:space="preserve"> </w:t>
       </w:r>
       <w:proofErr w:type="gramStart"/>
@@ -3336,48 +3312,30 @@
         <w:t>IDENTITY</w:t>
       </w:r>
       <w:r>
-        <w:rPr>
-          <w:lang w:val="ru-RU"/>
-        </w:rPr>
         <w:t>(</w:t>
       </w:r>
       <w:proofErr w:type="gramEnd"/>
       <w:r>
-        <w:rPr>
-          <w:lang w:val="ru-RU"/>
-        </w:rPr>
         <w:t xml:space="preserve">1,1) </w:t>
       </w:r>
       <w:r>
         <w:t>PRIMARY</w:t>
       </w:r>
       <w:r>
-        <w:rPr>
-          <w:lang w:val="ru-RU"/>
-        </w:rPr>
         <w:t xml:space="preserve"> </w:t>
       </w:r>
       <w:r>
         <w:t>KEY</w:t>
       </w:r>
       <w:r>
-        <w:rPr>
-          <w:lang w:val="ru-RU"/>
-        </w:rPr>
         <w:t>,</w:t>
       </w:r>
     </w:p>
     <w:p>
       <w:pPr>
         <w:pStyle w:val="afb"/>
-        <w:rPr>
-          <w:lang w:val="ru-RU"/>
-        </w:rPr>
-      </w:pPr>
-      <w:r>
-        <w:rPr>
-          <w:lang w:val="ru-RU"/>
-        </w:rPr>
+      </w:pPr>
+      <w:r>
         <w:t xml:space="preserve">    </w:t>
       </w:r>
       <w:r>
@@ -3387,404 +3345,261 @@
         <w:t>статус</w:t>
       </w:r>
       <w:r>
-        <w:rPr>
-          <w:lang w:val="ru-RU"/>
-        </w:rPr>
         <w:t xml:space="preserve"> </w:t>
       </w:r>
       <w:proofErr w:type="gramStart"/>
       <w:r>
         <w:t>NVARCHAR</w:t>
       </w:r>
-      <w:r>
-        <w:rPr>
-          <w:lang w:val="ru-RU"/>
-        </w:rPr>
+      <w:proofErr w:type="gramEnd"/>
+      <w:r>
+        <w:t xml:space="preserve">(50) </w:t>
+      </w:r>
+      <w:r>
+        <w:t>NOT</w:t>
+      </w:r>
+      <w:r>
+        <w:t xml:space="preserve"> </w:t>
+      </w:r>
+      <w:r>
+        <w:t>NULL</w:t>
+      </w:r>
+      <w:r>
+        <w:t>,</w:t>
+      </w:r>
+    </w:p>
+    <w:p>
+      <w:pPr>
+        <w:pStyle w:val="afb"/>
+      </w:pPr>
+      <w:r>
+        <w:t xml:space="preserve">    </w:t>
+      </w:r>
+      <w:r>
+        <w:rPr>
+          <w:lang w:val="ru-RU"/>
+        </w:rPr>
+        <w:t>размер</w:t>
+      </w:r>
+      <w:r>
+        <w:t>_</w:t>
+      </w:r>
+      <w:r>
+        <w:rPr>
+          <w:lang w:val="ru-RU"/>
+        </w:rPr>
+        <w:t>файла</w:t>
+      </w:r>
+      <w:r>
+        <w:t xml:space="preserve"> </w:t>
+      </w:r>
+      <w:proofErr w:type="gramStart"/>
+      <w:r>
+        <w:t>DECIMAL</w:t>
+      </w:r>
+      <w:r>
         <w:t>(</w:t>
       </w:r>
       <w:proofErr w:type="gramEnd"/>
       <w:r>
-        <w:rPr>
-          <w:lang w:val="ru-RU"/>
-        </w:rPr>
-        <w:t xml:space="preserve">50) </w:t>
+        <w:t xml:space="preserve">10,2) </w:t>
+      </w:r>
+      <w:r>
+        <w:t>NULL</w:t>
+      </w:r>
+      <w:r>
+        <w:t>,</w:t>
+      </w:r>
+    </w:p>
+    <w:p>
+      <w:pPr>
+        <w:pStyle w:val="afb"/>
+      </w:pPr>
+      <w:r>
+        <w:t xml:space="preserve">    </w:t>
+      </w:r>
+      <w:r>
+        <w:t>id</w:t>
+      </w:r>
+      <w:r>
+        <w:t>_</w:t>
+      </w:r>
+      <w:r>
+        <w:rPr>
+          <w:lang w:val="ru-RU"/>
+        </w:rPr>
+        <w:t>Представление</w:t>
+      </w:r>
+      <w:r>
+        <w:t xml:space="preserve"> </w:t>
+      </w:r>
+      <w:r>
+        <w:t>INT</w:t>
+      </w:r>
+      <w:r>
+        <w:t xml:space="preserve"> </w:t>
       </w:r>
       <w:r>
         <w:t>NOT</w:t>
       </w:r>
       <w:r>
-        <w:rPr>
-          <w:lang w:val="ru-RU"/>
-        </w:rPr>
         <w:t xml:space="preserve"> </w:t>
       </w:r>
       <w:r>
         <w:t>NULL</w:t>
       </w:r>
       <w:r>
-        <w:rPr>
-          <w:lang w:val="ru-RU"/>
-        </w:rPr>
         <w:t>,</w:t>
       </w:r>
     </w:p>
     <w:p>
       <w:pPr>
         <w:pStyle w:val="afb"/>
-        <w:rPr>
-          <w:lang w:val="ru-RU"/>
-        </w:rPr>
-      </w:pPr>
-      <w:r>
-        <w:rPr>
-          <w:lang w:val="ru-RU"/>
-        </w:rPr>
+      </w:pPr>
+    </w:p>
+    <w:p>
+      <w:pPr>
+        <w:pStyle w:val="afb"/>
+      </w:pPr>
+      <w:r>
         <w:t xml:space="preserve">    </w:t>
       </w:r>
-      <w:proofErr w:type="spellStart"/>
-      <w:r>
-        <w:rPr>
-          <w:lang w:val="ru-RU"/>
-        </w:rPr>
-        <w:t>размер</w:t>
-      </w:r>
-      <w:r>
-        <w:rPr>
-          <w:lang w:val="ru-RU"/>
-        </w:rPr>
+      <w:r>
+        <w:t>CHECK</w:t>
+      </w:r>
+      <w:r>
+        <w:t xml:space="preserve"> (</w:t>
+      </w:r>
+      <w:r>
+        <w:rPr>
+          <w:lang w:val="ru-RU"/>
+        </w:rPr>
+        <w:t>статус</w:t>
+      </w:r>
+      <w:r>
+        <w:t xml:space="preserve"> </w:t>
+      </w:r>
+      <w:r>
+        <w:t>IN</w:t>
+      </w:r>
+      <w:r>
+        <w:t xml:space="preserve"> (</w:t>
+      </w:r>
+    </w:p>
+    <w:p>
+      <w:pPr>
+        <w:pStyle w:val="afb"/>
+      </w:pPr>
+      <w:r>
+        <w:t xml:space="preserve">        </w:t>
+      </w:r>
+      <w:r>
+        <w:t>N</w:t>
+      </w:r>
+      <w:r>
+        <w:t>'</w:t>
+      </w:r>
+      <w:r>
+        <w:rPr>
+          <w:lang w:val="ru-RU"/>
+        </w:rPr>
+        <w:t>доступен</w:t>
+      </w:r>
+      <w:r>
+        <w:t>',</w:t>
+      </w:r>
+    </w:p>
+    <w:p>
+      <w:pPr>
+        <w:pStyle w:val="afb"/>
+      </w:pPr>
+      <w:r>
+        <w:t xml:space="preserve">        </w:t>
+      </w:r>
+      <w:r>
+        <w:t>N</w:t>
+      </w:r>
+      <w:r>
+        <w:t>'</w:t>
+      </w:r>
+      <w:r>
+        <w:rPr>
+          <w:lang w:val="ru-RU"/>
+        </w:rPr>
+        <w:t>архивирован</w:t>
+      </w:r>
+      <w:r>
+        <w:t>',</w:t>
+      </w:r>
+    </w:p>
+    <w:p>
+      <w:pPr>
+        <w:pStyle w:val="afb"/>
+      </w:pPr>
+      <w:r>
+        <w:t xml:space="preserve">        </w:t>
+      </w:r>
+      <w:r>
+        <w:t>N</w:t>
+      </w:r>
+      <w:r>
+        <w:t>'</w:t>
+      </w:r>
+      <w:r>
+        <w:rPr>
+          <w:lang w:val="ru-RU"/>
+        </w:rPr>
+        <w:t>удален</w:t>
+      </w:r>
+      <w:r>
+        <w:t>'</w:t>
+      </w:r>
+    </w:p>
+    <w:p>
+      <w:pPr>
+        <w:pStyle w:val="afb"/>
+      </w:pPr>
+      <w:r>
+        <w:t xml:space="preserve">    )),</w:t>
+      </w:r>
+    </w:p>
+    <w:p>
+      <w:pPr>
+        <w:pStyle w:val="afb"/>
+      </w:pPr>
+    </w:p>
+    <w:p>
+      <w:pPr>
+        <w:pStyle w:val="afb"/>
+      </w:pPr>
+      <w:r>
+        <w:t xml:space="preserve">    </w:t>
+      </w:r>
+      <w:r>
+        <w:t>FOREIGN</w:t>
+      </w:r>
+      <w:r>
+        <w:t xml:space="preserve"> </w:t>
+      </w:r>
+      <w:r>
+        <w:t>KEY</w:t>
+      </w:r>
+      <w:r>
+        <w:t xml:space="preserve"> (</w:t>
+      </w:r>
+      <w:r>
+        <w:t>id</w:t>
+      </w:r>
+      <w:r>
         <w:t>_</w:t>
       </w:r>
       <w:r>
         <w:rPr>
           <w:lang w:val="ru-RU"/>
         </w:rPr>
-        <w:t>файла</w:t>
-      </w:r>
-      <w:proofErr w:type="spellEnd"/>
-      <w:r>
-        <w:rPr>
-          <w:lang w:val="ru-RU"/>
-        </w:rPr>
-        <w:t xml:space="preserve"> </w:t>
-      </w:r>
-      <w:proofErr w:type="gramStart"/>
-      <w:r>
-        <w:t>DECIMAL</w:t>
-      </w:r>
-      <w:r>
-        <w:rPr>
-          <w:lang w:val="ru-RU"/>
-        </w:rPr>
-        <w:t>(</w:t>
-      </w:r>
-      <w:proofErr w:type="gramEnd"/>
-      <w:r>
-        <w:rPr>
-          <w:lang w:val="ru-RU"/>
-        </w:rPr>
-        <w:t xml:space="preserve">10,2) </w:t>
-      </w:r>
-      <w:r>
-        <w:t>NULL</w:t>
-      </w:r>
-      <w:r>
-        <w:rPr>
-          <w:lang w:val="ru-RU"/>
-        </w:rPr>
-        <w:t>,</w:t>
-      </w:r>
-    </w:p>
-    <w:p>
-      <w:pPr>
-        <w:pStyle w:val="afb"/>
-        <w:rPr>
-          <w:lang w:val="ru-RU"/>
-        </w:rPr>
-      </w:pPr>
-      <w:r>
-        <w:rPr>
-          <w:lang w:val="ru-RU"/>
-        </w:rPr>
-        <w:t xml:space="preserve">    </w:t>
-      </w:r>
-      <w:r>
-        <w:t>id</w:t>
-      </w:r>
-      <w:r>
-        <w:rPr>
-          <w:lang w:val="ru-RU"/>
-        </w:rPr>
-        <w:t>_</w:t>
-      </w:r>
-      <w:r>
-        <w:rPr>
-          <w:lang w:val="ru-RU"/>
-        </w:rPr>
         <w:t>Представление</w:t>
       </w:r>
       <w:r>
-        <w:rPr>
-          <w:lang w:val="ru-RU"/>
-        </w:rPr>
-        <w:t xml:space="preserve"> </w:t>
-      </w:r>
-      <w:r>
-        <w:t>INT</w:t>
-      </w:r>
-      <w:r>
-        <w:rPr>
-          <w:lang w:val="ru-RU"/>
-        </w:rPr>
-        <w:t xml:space="preserve"> </w:t>
-      </w:r>
-      <w:r>
-        <w:t>NOT</w:t>
-      </w:r>
-      <w:r>
-        <w:rPr>
-          <w:lang w:val="ru-RU"/>
-        </w:rPr>
-        <w:t xml:space="preserve"> </w:t>
-      </w:r>
-      <w:r>
-        <w:t>NULL</w:t>
-      </w:r>
-      <w:r>
-        <w:rPr>
-          <w:lang w:val="ru-RU"/>
-        </w:rPr>
-        <w:t>,</w:t>
-      </w:r>
-    </w:p>
-    <w:p>
-      <w:pPr>
-        <w:pStyle w:val="afb"/>
-        <w:rPr>
-          <w:lang w:val="ru-RU"/>
-        </w:rPr>
-      </w:pPr>
-    </w:p>
-    <w:p>
-      <w:pPr>
-        <w:pStyle w:val="afb"/>
-        <w:rPr>
-          <w:lang w:val="ru-RU"/>
-        </w:rPr>
-      </w:pPr>
-      <w:r>
-        <w:rPr>
-          <w:lang w:val="ru-RU"/>
-        </w:rPr>
-        <w:t xml:space="preserve">    </w:t>
-      </w:r>
-      <w:r>
-        <w:t>CHECK</w:t>
-      </w:r>
-      <w:r>
-        <w:rPr>
-          <w:lang w:val="ru-RU"/>
-        </w:rPr>
-        <w:t xml:space="preserve"> (</w:t>
-      </w:r>
-      <w:r>
-        <w:rPr>
-          <w:lang w:val="ru-RU"/>
-        </w:rPr>
-        <w:t>статус</w:t>
-      </w:r>
-      <w:r>
-        <w:rPr>
-          <w:lang w:val="ru-RU"/>
-        </w:rPr>
-        <w:t xml:space="preserve"> </w:t>
-      </w:r>
-      <w:r>
-        <w:t>IN</w:t>
-      </w:r>
-      <w:r>
-        <w:rPr>
-          <w:lang w:val="ru-RU"/>
-        </w:rPr>
-        <w:t xml:space="preserve"> (</w:t>
-      </w:r>
-    </w:p>
-    <w:p>
-      <w:pPr>
-        <w:pStyle w:val="afb"/>
-        <w:rPr>
-          <w:lang w:val="ru-RU"/>
-        </w:rPr>
-      </w:pPr>
-      <w:r>
-        <w:rPr>
-          <w:lang w:val="ru-RU"/>
-        </w:rPr>
-        <w:t xml:space="preserve">        </w:t>
-      </w:r>
-      <w:r>
-        <w:t>N</w:t>
-      </w:r>
-      <w:r>
-        <w:rPr>
-          <w:lang w:val="ru-RU"/>
-        </w:rPr>
-        <w:t>'</w:t>
-      </w:r>
-      <w:r>
-        <w:rPr>
-          <w:lang w:val="ru-RU"/>
-        </w:rPr>
-        <w:t>доступен</w:t>
-      </w:r>
-      <w:r>
-        <w:rPr>
-          <w:lang w:val="ru-RU"/>
-        </w:rPr>
-        <w:t>',</w:t>
-      </w:r>
-    </w:p>
-    <w:p>
-      <w:pPr>
-        <w:pStyle w:val="afb"/>
-        <w:rPr>
-          <w:lang w:val="ru-RU"/>
-        </w:rPr>
-      </w:pPr>
-      <w:r>
-        <w:rPr>
-          <w:lang w:val="ru-RU"/>
-        </w:rPr>
-        <w:t xml:space="preserve">        </w:t>
-      </w:r>
-      <w:r>
-        <w:t>N</w:t>
-      </w:r>
-      <w:r>
-        <w:rPr>
-          <w:lang w:val="ru-RU"/>
-        </w:rPr>
-        <w:t>'</w:t>
-      </w:r>
-      <w:r>
-        <w:rPr>
-          <w:lang w:val="ru-RU"/>
-        </w:rPr>
-        <w:t>архивирован</w:t>
-      </w:r>
-      <w:r>
-        <w:rPr>
-          <w:lang w:val="ru-RU"/>
-        </w:rPr>
-        <w:t>',</w:t>
-      </w:r>
-    </w:p>
-    <w:p>
-      <w:pPr>
-        <w:pStyle w:val="afb"/>
-        <w:rPr>
-          <w:lang w:val="ru-RU"/>
-        </w:rPr>
-      </w:pPr>
-      <w:r>
-        <w:rPr>
-          <w:lang w:val="ru-RU"/>
-        </w:rPr>
-        <w:t xml:space="preserve">        </w:t>
-      </w:r>
-      <w:r>
-        <w:t>N</w:t>
-      </w:r>
-      <w:r>
-        <w:rPr>
-          <w:lang w:val="ru-RU"/>
-        </w:rPr>
-        <w:t>'</w:t>
-      </w:r>
-      <w:r>
-        <w:rPr>
-          <w:lang w:val="ru-RU"/>
-        </w:rPr>
-        <w:t>удален</w:t>
-      </w:r>
-      <w:r>
-        <w:rPr>
-          <w:lang w:val="ru-RU"/>
-        </w:rPr>
-        <w:t>'</w:t>
-      </w:r>
-    </w:p>
-    <w:p>
-      <w:pPr>
-        <w:pStyle w:val="afb"/>
-        <w:rPr>
-          <w:lang w:val="ru-RU"/>
-        </w:rPr>
-      </w:pPr>
-      <w:r>
-        <w:rPr>
-          <w:lang w:val="ru-RU"/>
-        </w:rPr>
-        <w:t xml:space="preserve">    )),</w:t>
-      </w:r>
-    </w:p>
-    <w:p>
-      <w:pPr>
-        <w:pStyle w:val="afb"/>
-        <w:rPr>
-          <w:lang w:val="ru-RU"/>
-        </w:rPr>
-      </w:pPr>
-    </w:p>
-    <w:p>
-      <w:pPr>
-        <w:pStyle w:val="afb"/>
-        <w:rPr>
-          <w:lang w:val="ru-RU"/>
-        </w:rPr>
-      </w:pPr>
-      <w:r>
-        <w:rPr>
-          <w:lang w:val="ru-RU"/>
-        </w:rPr>
-        <w:t xml:space="preserve">    </w:t>
-      </w:r>
-      <w:r>
-        <w:t>FOREIGN</w:t>
-      </w:r>
-      <w:r>
-        <w:rPr>
-          <w:lang w:val="ru-RU"/>
-        </w:rPr>
-        <w:t xml:space="preserve"> </w:t>
-      </w:r>
-      <w:r>
-        <w:t>KEY</w:t>
-      </w:r>
-      <w:r>
-        <w:rPr>
-          <w:lang w:val="ru-RU"/>
-        </w:rPr>
-        <w:t xml:space="preserve"> (</w:t>
-      </w:r>
-      <w:r>
-        <w:t>id</w:t>
-      </w:r>
-      <w:r>
-        <w:rPr>
-          <w:lang w:val="ru-RU"/>
-        </w:rPr>
-        <w:t>_</w:t>
-      </w:r>
-      <w:r>
-        <w:rPr>
-          <w:lang w:val="ru-RU"/>
-        </w:rPr>
-        <w:t>Представление</w:t>
-      </w:r>
-      <w:r>
-        <w:rPr>
-          <w:lang w:val="ru-RU"/>
-        </w:rPr>
         <w:t>)</w:t>
       </w:r>
     </w:p>
@@ -3796,9 +3611,6 @@
         </w:rPr>
       </w:pPr>
       <w:r>
-        <w:rPr>
-          <w:lang w:val="ru-RU"/>
-        </w:rPr>
         <w:t xml:space="preserve">        </w:t>
       </w:r>
       <w:r>
@@ -6007,11 +5819,11 @@
       <w:footerReference w:type="default" r:id="rId8"/>
       <w:footerReference w:type="first" r:id="rId9"/>
       <w:pgSz w:w="11906" w:h="16838"/>
-      <w:pgMar w:top="1134" w:right="850" w:bottom="1134" w:left="1701" w:header="708" w:footer="708" w:gutter="0"/>
+      <w:pgMar w:top="1418" w:right="567" w:bottom="851" w:left="1418" w:header="708" w:footer="708" w:gutter="0"/>
       <w:cols w:space="720"/>
       <w:formProt w:val="0"/>
       <w:titlePg/>
-      <w:docGrid w:linePitch="360"/>
+      <w:docGrid w:linePitch="381"/>
     </w:sectPr>
   </w:body>
 </w:document>
